--- a/data/00.Metadata-25-Feb-20.docx
+++ b/data/00.Metadata-25-Feb-20.docx
@@ -413,7 +413,6 @@
         </w:rPr>
         <w:t xml:space="preserve">Participants were invited to participate in the study near neighborhood community centers where many women </w:t>
       </w:r>
-      <w:proofErr w:type="gramStart"/>
       <w:r>
         <w:rPr>
           <w:rFonts w:ascii="Arial" w:eastAsia="Times New Roman" w:hAnsi="Arial" w:cs="Arial"/>
@@ -423,19 +422,7 @@
           <w:szCs w:val="22"/>
           <w14:ligatures w14:val="none"/>
         </w:rPr>
-        <w:t>exercise</w:t>
-      </w:r>
-      <w:proofErr w:type="gramEnd"/>
-      <w:r>
-        <w:rPr>
-          <w:rFonts w:ascii="Arial" w:eastAsia="Times New Roman" w:hAnsi="Arial" w:cs="Arial"/>
-          <w:color w:val="222222"/>
-          <w:kern w:val="0"/>
-          <w:sz w:val="22"/>
-          <w:szCs w:val="22"/>
-          <w14:ligatures w14:val="none"/>
-        </w:rPr>
-        <w:t>, take classes, or bring their children for enrichment activities.</w:t>
+        <w:t>exercise, take classes, or bring their children for enrichment activities.</w:t>
       </w:r>
     </w:p>
     <w:p>
@@ -522,7 +509,29 @@
           <w:szCs w:val="22"/>
           <w14:ligatures w14:val="none"/>
         </w:rPr>
-        <w:t>Data were collected through: </w:t>
+        <w:t>Data were collected through</w:t>
+      </w:r>
+      <w:r>
+        <w:rPr>
+          <w:rFonts w:ascii="Arial" w:eastAsia="Times New Roman" w:hAnsi="Arial" w:cs="Arial"/>
+          <w:color w:val="000000"/>
+          <w:kern w:val="0"/>
+          <w:sz w:val="22"/>
+          <w:szCs w:val="22"/>
+          <w14:ligatures w14:val="none"/>
+        </w:rPr>
+        <w:t xml:space="preserve"> five tools</w:t>
+      </w:r>
+      <w:r>
+        <w:rPr>
+          <w:rFonts w:ascii="Arial" w:eastAsia="Times New Roman" w:hAnsi="Arial" w:cs="Arial"/>
+          <w:color w:val="000000"/>
+          <w:kern w:val="0"/>
+          <w:sz w:val="22"/>
+          <w:szCs w:val="22"/>
+          <w14:ligatures w14:val="none"/>
+        </w:rPr>
+        <w:t>: </w:t>
       </w:r>
     </w:p>
     <w:p>
@@ -698,18 +707,48 @@
           <w:kern w:val="0"/>
           <w:sz w:val="22"/>
           <w:szCs w:val="22"/>
-          <w14:ligatures w14:val="none"/>
-        </w:rPr>
-        <w:t>Data Preparation Notes</w:t>
-      </w:r>
-    </w:p>
-    <w:p>
-      <w:pPr>
+          <w:highlight w:val="yellow"/>
+          <w14:ligatures w14:val="none"/>
+        </w:rPr>
+        <w:t xml:space="preserve">Data </w:t>
+      </w:r>
+      <w:r>
+        <w:rPr>
+          <w:rFonts w:ascii="Arial" w:eastAsia="Times New Roman" w:hAnsi="Arial" w:cs="Arial"/>
+          <w:b/>
+          <w:bCs/>
+          <w:color w:val="000000"/>
+          <w:kern w:val="0"/>
+          <w:sz w:val="22"/>
+          <w:szCs w:val="22"/>
+          <w:highlight w:val="yellow"/>
+          <w14:ligatures w14:val="none"/>
+        </w:rPr>
+        <w:t>Entry</w:t>
+      </w:r>
+      <w:r>
+        <w:rPr>
+          <w:rFonts w:ascii="Arial" w:eastAsia="Times New Roman" w:hAnsi="Arial" w:cs="Arial"/>
+          <w:b/>
+          <w:bCs/>
+          <w:color w:val="000000"/>
+          <w:kern w:val="0"/>
+          <w:sz w:val="22"/>
+          <w:szCs w:val="22"/>
+          <w:highlight w:val="yellow"/>
+          <w14:ligatures w14:val="none"/>
+        </w:rPr>
+        <w:t xml:space="preserve"> Notes</w:t>
+      </w:r>
+    </w:p>
+    <w:p>
+      <w:pPr>
+        <w:pStyle w:val="ListParagraph"/>
         <w:numPr>
           <w:ilvl w:val="0"/>
-          <w:numId w:val="21"/>
+          <w:numId w:val="11"/>
         </w:numPr>
-        <w:spacing w:before="240" w:after="0" w:line="240" w:lineRule="auto"/>
+        <w:spacing w:after="0" w:line="240" w:lineRule="auto"/>
         <w:textAlignment w:val="baseline"/>
         <w:rPr>
           <w:rFonts w:ascii="Arial" w:eastAsia="Times New Roman" w:hAnsi="Arial" w:cs="Arial"/>
@@ -729,7 +768,223 @@
           <w:szCs w:val="22"/>
           <w14:ligatures w14:val="none"/>
         </w:rPr>
-        <w:t>Across all surveys, a set of suffixes were used:</w:t>
+        <w:t>Variable names</w:t>
+      </w:r>
+      <w:r>
+        <w:rPr>
+          <w:rFonts w:ascii="Arial" w:eastAsia="Times New Roman" w:hAnsi="Arial" w:cs="Arial"/>
+          <w:color w:val="000000"/>
+          <w:kern w:val="0"/>
+          <w:sz w:val="22"/>
+          <w:szCs w:val="22"/>
+          <w14:ligatures w14:val="none"/>
+        </w:rPr>
+        <w:t xml:space="preserve"> </w:t>
+      </w:r>
+      <w:r>
+        <w:rPr>
+          <w:rFonts w:ascii="Arial" w:eastAsia="Times New Roman" w:hAnsi="Arial" w:cs="Arial"/>
+          <w:color w:val="000000"/>
+          <w:kern w:val="0"/>
+          <w:sz w:val="22"/>
+          <w:szCs w:val="22"/>
+          <w14:ligatures w14:val="none"/>
+        </w:rPr>
+        <w:t>have a prefix, root and a suffix.</w:t>
+      </w:r>
+    </w:p>
+    <w:p>
+      <w:pPr>
+        <w:numPr>
+          <w:ilvl w:val="1"/>
+          <w:numId w:val="12"/>
+        </w:numPr>
+        <w:spacing w:after="0" w:line="240" w:lineRule="auto"/>
+        <w:textAlignment w:val="baseline"/>
+        <w:rPr>
+          <w:rFonts w:ascii="Arial" w:eastAsia="Times New Roman" w:hAnsi="Arial" w:cs="Arial"/>
+          <w:color w:val="000000"/>
+          <w:kern w:val="0"/>
+          <w:sz w:val="22"/>
+          <w:szCs w:val="22"/>
+          <w14:ligatures w14:val="none"/>
+        </w:rPr>
+      </w:pPr>
+      <w:proofErr w:type="gramStart"/>
+      <w:r>
+        <w:rPr>
+          <w:rFonts w:ascii="Arial" w:eastAsia="Times New Roman" w:hAnsi="Arial" w:cs="Arial"/>
+          <w:color w:val="000000"/>
+          <w:kern w:val="0"/>
+          <w:sz w:val="22"/>
+          <w:szCs w:val="22"/>
+          <w14:ligatures w14:val="none"/>
+        </w:rPr>
+        <w:t>Prefix</w:t>
+      </w:r>
+      <w:proofErr w:type="gramEnd"/>
+      <w:r>
+        <w:rPr>
+          <w:rFonts w:ascii="Arial" w:eastAsia="Times New Roman" w:hAnsi="Arial" w:cs="Arial"/>
+          <w:color w:val="000000"/>
+          <w:kern w:val="0"/>
+          <w:sz w:val="22"/>
+          <w:szCs w:val="22"/>
+          <w14:ligatures w14:val="none"/>
+        </w:rPr>
+        <w:t xml:space="preserve"> represent the group or type of question</w:t>
+      </w:r>
+    </w:p>
+    <w:p>
+      <w:pPr>
+        <w:numPr>
+          <w:ilvl w:val="2"/>
+          <w:numId w:val="13"/>
+        </w:numPr>
+        <w:spacing w:after="0" w:line="240" w:lineRule="auto"/>
+        <w:textAlignment w:val="baseline"/>
+        <w:rPr>
+          <w:rFonts w:ascii="Arial" w:eastAsia="Times New Roman" w:hAnsi="Arial" w:cs="Arial"/>
+          <w:color w:val="000000"/>
+          <w:kern w:val="0"/>
+          <w:sz w:val="22"/>
+          <w:szCs w:val="22"/>
+          <w14:ligatures w14:val="none"/>
+        </w:rPr>
+      </w:pPr>
+      <w:r>
+        <w:rPr>
+          <w:rFonts w:ascii="Arial" w:eastAsia="Times New Roman" w:hAnsi="Arial" w:cs="Arial"/>
+          <w:color w:val="000000"/>
+          <w:kern w:val="0"/>
+          <w:sz w:val="22"/>
+          <w:szCs w:val="22"/>
+          <w14:ligatures w14:val="none"/>
+        </w:rPr>
+        <w:t xml:space="preserve">e.g. all </w:t>
+      </w:r>
+      <w:proofErr w:type="gramStart"/>
+      <w:r>
+        <w:rPr>
+          <w:rFonts w:ascii="Arial" w:eastAsia="Times New Roman" w:hAnsi="Arial" w:cs="Arial"/>
+          <w:color w:val="000000"/>
+          <w:kern w:val="0"/>
+          <w:sz w:val="22"/>
+          <w:szCs w:val="22"/>
+          <w14:ligatures w14:val="none"/>
+        </w:rPr>
+        <w:t>Health related</w:t>
+      </w:r>
+      <w:proofErr w:type="gramEnd"/>
+      <w:r>
+        <w:rPr>
+          <w:rFonts w:ascii="Arial" w:eastAsia="Times New Roman" w:hAnsi="Arial" w:cs="Arial"/>
+          <w:color w:val="000000"/>
+          <w:kern w:val="0"/>
+          <w:sz w:val="22"/>
+          <w:szCs w:val="22"/>
+          <w14:ligatures w14:val="none"/>
+        </w:rPr>
+        <w:t xml:space="preserve"> questions start with “HLTH”</w:t>
+      </w:r>
+    </w:p>
+    <w:p>
+      <w:pPr>
+        <w:numPr>
+          <w:ilvl w:val="1"/>
+          <w:numId w:val="14"/>
+        </w:numPr>
+        <w:spacing w:after="0" w:line="240" w:lineRule="auto"/>
+        <w:textAlignment w:val="baseline"/>
+        <w:rPr>
+          <w:rFonts w:ascii="Arial" w:eastAsia="Times New Roman" w:hAnsi="Arial" w:cs="Arial"/>
+          <w:color w:val="000000"/>
+          <w:kern w:val="0"/>
+          <w:sz w:val="22"/>
+          <w:szCs w:val="22"/>
+          <w14:ligatures w14:val="none"/>
+        </w:rPr>
+      </w:pPr>
+      <w:r>
+        <w:rPr>
+          <w:rFonts w:ascii="Arial" w:eastAsia="Times New Roman" w:hAnsi="Arial" w:cs="Arial"/>
+          <w:color w:val="000000"/>
+          <w:kern w:val="0"/>
+          <w:sz w:val="22"/>
+          <w:szCs w:val="22"/>
+          <w14:ligatures w14:val="none"/>
+        </w:rPr>
+        <w:t>Root represents what the question is about</w:t>
+      </w:r>
+    </w:p>
+    <w:p>
+      <w:pPr>
+        <w:numPr>
+          <w:ilvl w:val="2"/>
+          <w:numId w:val="15"/>
+        </w:numPr>
+        <w:spacing w:after="0" w:line="240" w:lineRule="auto"/>
+        <w:textAlignment w:val="baseline"/>
+        <w:rPr>
+          <w:rFonts w:ascii="Arial" w:eastAsia="Times New Roman" w:hAnsi="Arial" w:cs="Arial"/>
+          <w:color w:val="000000"/>
+          <w:kern w:val="0"/>
+          <w:sz w:val="22"/>
+          <w:szCs w:val="22"/>
+          <w14:ligatures w14:val="none"/>
+        </w:rPr>
+      </w:pPr>
+      <w:r>
+        <w:rPr>
+          <w:rFonts w:ascii="Arial" w:eastAsia="Times New Roman" w:hAnsi="Arial" w:cs="Arial"/>
+          <w:color w:val="000000"/>
+          <w:kern w:val="0"/>
+          <w:sz w:val="22"/>
+          <w:szCs w:val="22"/>
+          <w14:ligatures w14:val="none"/>
+        </w:rPr>
+        <w:t>E.g. all information related to location or neighborhood have the root “LOC”</w:t>
+      </w:r>
+    </w:p>
+    <w:p>
+      <w:pPr>
+        <w:numPr>
+          <w:ilvl w:val="1"/>
+          <w:numId w:val="16"/>
+        </w:numPr>
+        <w:spacing w:after="0" w:line="240" w:lineRule="auto"/>
+        <w:textAlignment w:val="baseline"/>
+        <w:rPr>
+          <w:rFonts w:ascii="Arial" w:eastAsia="Times New Roman" w:hAnsi="Arial" w:cs="Arial"/>
+          <w:color w:val="000000"/>
+          <w:kern w:val="0"/>
+          <w:sz w:val="22"/>
+          <w:szCs w:val="22"/>
+          <w14:ligatures w14:val="none"/>
+        </w:rPr>
+      </w:pPr>
+      <w:r>
+        <w:rPr>
+          <w:rFonts w:ascii="Arial" w:eastAsia="Times New Roman" w:hAnsi="Arial" w:cs="Arial"/>
+          <w:color w:val="000000"/>
+          <w:kern w:val="0"/>
+          <w:sz w:val="22"/>
+          <w:szCs w:val="22"/>
+          <w14:ligatures w14:val="none"/>
+        </w:rPr>
+        <w:lastRenderedPageBreak/>
+        <w:t>Suffixes</w:t>
+      </w:r>
+      <w:r>
+        <w:rPr>
+          <w:rFonts w:ascii="Arial" w:eastAsia="Times New Roman" w:hAnsi="Arial" w:cs="Arial"/>
+          <w:color w:val="000000"/>
+          <w:kern w:val="0"/>
+          <w:sz w:val="22"/>
+          <w:szCs w:val="22"/>
+          <w14:ligatures w14:val="none"/>
+        </w:rPr>
+        <w:t xml:space="preserve"> indicate the type of data</w:t>
       </w:r>
     </w:p>
     <w:p>
@@ -874,8 +1129,190 @@
           <w:szCs w:val="22"/>
           <w14:ligatures w14:val="none"/>
         </w:rPr>
-        <w:lastRenderedPageBreak/>
         <w:t>_WI_: stands for water insecurity</w:t>
+      </w:r>
+    </w:p>
+    <w:p>
+      <w:pPr>
+        <w:spacing w:after="240" w:line="240" w:lineRule="auto"/>
+        <w:textAlignment w:val="baseline"/>
+        <w:rPr>
+          <w:rFonts w:ascii="Arial" w:eastAsia="Times New Roman" w:hAnsi="Arial" w:cs="Arial"/>
+          <w:color w:val="000000"/>
+          <w:kern w:val="0"/>
+          <w:sz w:val="22"/>
+          <w:szCs w:val="22"/>
+          <w14:ligatures w14:val="none"/>
+        </w:rPr>
+      </w:pPr>
+    </w:p>
+    <w:p>
+      <w:pPr>
+        <w:spacing w:after="0" w:line="240" w:lineRule="auto"/>
+        <w:rPr>
+          <w:rFonts w:ascii="Times New Roman" w:eastAsia="Times New Roman" w:hAnsi="Times New Roman" w:cs="Times New Roman"/>
+          <w:b/>
+          <w:bCs/>
+          <w:kern w:val="0"/>
+          <w14:ligatures w14:val="none"/>
+        </w:rPr>
+      </w:pPr>
+      <w:r>
+        <w:rPr>
+          <w:rFonts w:ascii="Arial" w:eastAsia="Times New Roman" w:hAnsi="Arial" w:cs="Arial"/>
+          <w:b/>
+          <w:bCs/>
+          <w:color w:val="000000"/>
+          <w:kern w:val="0"/>
+          <w:sz w:val="22"/>
+          <w:szCs w:val="22"/>
+          <w14:ligatures w14:val="none"/>
+        </w:rPr>
+        <w:t>Please consider</w:t>
+      </w:r>
+      <w:r>
+        <w:rPr>
+          <w:rFonts w:ascii="Arial" w:eastAsia="Times New Roman" w:hAnsi="Arial" w:cs="Arial"/>
+          <w:b/>
+          <w:bCs/>
+          <w:color w:val="000000"/>
+          <w:kern w:val="0"/>
+          <w:sz w:val="22"/>
+          <w:szCs w:val="22"/>
+          <w14:ligatures w14:val="none"/>
+        </w:rPr>
+        <w:t>:</w:t>
+      </w:r>
+    </w:p>
+    <w:p>
+      <w:pPr>
+        <w:numPr>
+          <w:ilvl w:val="0"/>
+          <w:numId w:val="9"/>
+        </w:numPr>
+        <w:spacing w:after="0" w:line="240" w:lineRule="auto"/>
+        <w:textAlignment w:val="baseline"/>
+        <w:rPr>
+          <w:rFonts w:ascii="Arial" w:eastAsia="Times New Roman" w:hAnsi="Arial" w:cs="Arial"/>
+          <w:color w:val="000000"/>
+          <w:kern w:val="0"/>
+          <w:sz w:val="22"/>
+          <w:szCs w:val="22"/>
+          <w14:ligatures w14:val="none"/>
+        </w:rPr>
+      </w:pPr>
+      <w:r>
+        <w:rPr>
+          <w:rFonts w:ascii="Arial" w:eastAsia="Times New Roman" w:hAnsi="Arial" w:cs="Arial"/>
+          <w:color w:val="000000"/>
+          <w:kern w:val="0"/>
+          <w:sz w:val="22"/>
+          <w:szCs w:val="22"/>
+          <w14:ligatures w14:val="none"/>
+        </w:rPr>
+        <w:t xml:space="preserve">Some observations </w:t>
+      </w:r>
+      <w:r>
+        <w:rPr>
+          <w:rFonts w:ascii="Arial" w:eastAsia="Times New Roman" w:hAnsi="Arial" w:cs="Arial"/>
+          <w:color w:val="000000"/>
+          <w:kern w:val="0"/>
+          <w:sz w:val="22"/>
+          <w:szCs w:val="22"/>
+          <w14:ligatures w14:val="none"/>
+        </w:rPr>
+        <w:t>are</w:t>
+      </w:r>
+      <w:r>
+        <w:rPr>
+          <w:rFonts w:ascii="Arial" w:eastAsia="Times New Roman" w:hAnsi="Arial" w:cs="Arial"/>
+          <w:color w:val="000000"/>
+          <w:kern w:val="0"/>
+          <w:sz w:val="22"/>
+          <w:szCs w:val="22"/>
+          <w14:ligatures w14:val="none"/>
+        </w:rPr>
+        <w:t xml:space="preserve"> entered twice to test inter-coding error</w:t>
+      </w:r>
+    </w:p>
+    <w:p>
+      <w:pPr>
+        <w:numPr>
+          <w:ilvl w:val="1"/>
+          <w:numId w:val="10"/>
+        </w:numPr>
+        <w:spacing w:after="0" w:line="240" w:lineRule="auto"/>
+        <w:textAlignment w:val="baseline"/>
+        <w:rPr>
+          <w:rFonts w:ascii="Arial" w:eastAsia="Times New Roman" w:hAnsi="Arial" w:cs="Arial"/>
+          <w:color w:val="000000"/>
+          <w:kern w:val="0"/>
+          <w:sz w:val="22"/>
+          <w:szCs w:val="22"/>
+          <w14:ligatures w14:val="none"/>
+        </w:rPr>
+      </w:pPr>
+      <w:r>
+        <w:rPr>
+          <w:rFonts w:ascii="Arial" w:eastAsia="Times New Roman" w:hAnsi="Arial" w:cs="Arial"/>
+          <w:color w:val="000000"/>
+          <w:kern w:val="0"/>
+          <w:sz w:val="22"/>
+          <w:szCs w:val="22"/>
+          <w14:ligatures w14:val="none"/>
+        </w:rPr>
+        <w:t>Please flag IDs that present inconsistencies</w:t>
+      </w:r>
+    </w:p>
+    <w:p>
+      <w:pPr>
+        <w:numPr>
+          <w:ilvl w:val="0"/>
+          <w:numId w:val="9"/>
+        </w:numPr>
+        <w:spacing w:after="0" w:line="240" w:lineRule="auto"/>
+        <w:textAlignment w:val="baseline"/>
+        <w:rPr>
+          <w:rFonts w:ascii="Arial" w:eastAsia="Times New Roman" w:hAnsi="Arial" w:cs="Arial"/>
+          <w:color w:val="000000"/>
+          <w:kern w:val="0"/>
+          <w:sz w:val="22"/>
+          <w:szCs w:val="22"/>
+          <w14:ligatures w14:val="none"/>
+        </w:rPr>
+      </w:pPr>
+      <w:r>
+        <w:rPr>
+          <w:rFonts w:ascii="Arial" w:eastAsia="Times New Roman" w:hAnsi="Arial" w:cs="Arial"/>
+          <w:color w:val="000000"/>
+          <w:kern w:val="0"/>
+          <w:sz w:val="22"/>
+          <w:szCs w:val="22"/>
+          <w14:ligatures w14:val="none"/>
+        </w:rPr>
+        <w:t xml:space="preserve">Some </w:t>
+      </w:r>
+      <w:r>
+        <w:rPr>
+          <w:rFonts w:ascii="Arial" w:eastAsia="Times New Roman" w:hAnsi="Arial" w:cs="Arial"/>
+          <w:color w:val="000000"/>
+          <w:kern w:val="0"/>
+          <w:sz w:val="22"/>
+          <w:szCs w:val="22"/>
+          <w14:ligatures w14:val="none"/>
+        </w:rPr>
+        <w:t xml:space="preserve">spreadsheets </w:t>
+      </w:r>
+      <w:r>
+        <w:rPr>
+          <w:rFonts w:ascii="Arial" w:eastAsia="Times New Roman" w:hAnsi="Arial" w:cs="Arial"/>
+          <w:color w:val="000000"/>
+          <w:kern w:val="0"/>
+          <w:sz w:val="22"/>
+          <w:szCs w:val="22"/>
+          <w14:ligatures w14:val="none"/>
+        </w:rPr>
+        <w:t>have information for only one season: this is why it seems that some questions are in more than one file.</w:t>
       </w:r>
     </w:p>
     <w:p>
@@ -984,24 +1421,6 @@
     </w:p>
     <w:p>
       <w:pPr>
-        <w:spacing w:after="0" w:line="240" w:lineRule="auto"/>
-        <w:rPr>
-          <w:rFonts w:ascii="Times New Roman" w:eastAsia="Times New Roman" w:hAnsi="Times New Roman" w:cs="Times New Roman"/>
-          <w:kern w:val="0"/>
-          <w14:ligatures w14:val="none"/>
-        </w:rPr>
-      </w:pPr>
-      <w:r>
-        <w:rPr>
-          <w:rFonts w:ascii="Times New Roman" w:eastAsia="Times New Roman" w:hAnsi="Times New Roman" w:cs="Times New Roman"/>
-          <w:kern w:val="0"/>
-          <w14:ligatures w14:val="none"/>
-        </w:rPr>
-        <w:br/>
-      </w:r>
-    </w:p>
-    <w:p>
-      <w:pPr>
         <w:numPr>
           <w:ilvl w:val="0"/>
           <w:numId w:val="17"/>
@@ -1028,6 +1447,17 @@
         </w:rPr>
         <w:t>Empty cells represent missing information. </w:t>
       </w:r>
+      <w:r>
+        <w:rPr>
+          <w:rFonts w:ascii="Arial" w:eastAsia="Times New Roman" w:hAnsi="Arial" w:cs="Arial"/>
+          <w:color w:val="000000"/>
+          <w:kern w:val="0"/>
+          <w:sz w:val="22"/>
+          <w:szCs w:val="22"/>
+          <w14:ligatures w14:val="none"/>
+        </w:rPr>
+        <w:t>Should be replaced with “99”</w:t>
+      </w:r>
     </w:p>
     <w:p>
       <w:pPr>
@@ -1113,7 +1543,7 @@
           <w:szCs w:val="22"/>
           <w14:ligatures w14:val="none"/>
         </w:rPr>
-        <w:t>Please code all missing info as N/A (no response).</w:t>
+        <w:t xml:space="preserve">Please code all missing info </w:t>
       </w:r>
     </w:p>
     <w:p>
@@ -1229,9 +1659,748 @@
           <w:szCs w:val="22"/>
           <w14:ligatures w14:val="none"/>
         </w:rPr>
+        <w:t>ID-</w:t>
+      </w:r>
+      <w:r>
+        <w:rPr>
+          <w:rFonts w:ascii="Arial" w:eastAsia="Times New Roman" w:hAnsi="Arial" w:cs="Arial"/>
+          <w:color w:val="000000"/>
+          <w:kern w:val="0"/>
+          <w:sz w:val="22"/>
+          <w:szCs w:val="22"/>
+          <w14:ligatures w14:val="none"/>
+        </w:rPr>
         <w:t>493 should not be considered, as it does not meet inclusion criteria</w:t>
       </w:r>
     </w:p>
+    <w:tbl>
+      <w:tblPr>
+        <w:tblStyle w:val="TableGrid"/>
+        <w:tblW w:w="0" w:type="auto"/>
+        <w:tblLook w:val="04A0" w:firstRow="1" w:lastRow="0" w:firstColumn="1" w:lastColumn="0" w:noHBand="0" w:noVBand="1"/>
+      </w:tblPr>
+      <w:tblGrid>
+        <w:gridCol w:w="2155"/>
+        <w:gridCol w:w="2520"/>
+        <w:gridCol w:w="4675"/>
+      </w:tblGrid>
+      <w:tr>
+        <w:tc>
+          <w:tcPr>
+            <w:tcW w:w="2155" w:type="dxa"/>
+          </w:tcPr>
+          <w:p>
+            <w:pPr>
+              <w:spacing w:before="240" w:after="240"/>
+              <w:textAlignment w:val="baseline"/>
+              <w:rPr>
+                <w:rFonts w:ascii="Arial" w:eastAsia="Times New Roman" w:hAnsi="Arial" w:cs="Arial"/>
+                <w:color w:val="000000"/>
+                <w:kern w:val="0"/>
+                <w:sz w:val="22"/>
+                <w:szCs w:val="22"/>
+                <w14:ligatures w14:val="none"/>
+              </w:rPr>
+            </w:pPr>
+            <w:r>
+              <w:rPr>
+                <w:rFonts w:ascii="Arial" w:eastAsia="Times New Roman" w:hAnsi="Arial" w:cs="Arial"/>
+                <w:color w:val="000000"/>
+                <w:kern w:val="0"/>
+                <w:sz w:val="22"/>
+                <w:szCs w:val="22"/>
+                <w14:ligatures w14:val="none"/>
+              </w:rPr>
+              <w:t>Code</w:t>
+            </w:r>
+          </w:p>
+        </w:tc>
+        <w:tc>
+          <w:tcPr>
+            <w:tcW w:w="2520" w:type="dxa"/>
+          </w:tcPr>
+          <w:p>
+            <w:pPr>
+              <w:spacing w:before="240" w:after="240"/>
+              <w:textAlignment w:val="baseline"/>
+              <w:rPr>
+                <w:rFonts w:ascii="Arial" w:eastAsia="Times New Roman" w:hAnsi="Arial" w:cs="Arial"/>
+                <w:color w:val="000000"/>
+                <w:kern w:val="0"/>
+                <w:sz w:val="22"/>
+                <w:szCs w:val="22"/>
+                <w14:ligatures w14:val="none"/>
+              </w:rPr>
+            </w:pPr>
+            <w:r>
+              <w:rPr>
+                <w:rFonts w:ascii="Arial" w:eastAsia="Times New Roman" w:hAnsi="Arial" w:cs="Arial"/>
+                <w:color w:val="000000"/>
+                <w:kern w:val="0"/>
+                <w:sz w:val="22"/>
+                <w:szCs w:val="22"/>
+                <w14:ligatures w14:val="none"/>
+              </w:rPr>
+              <w:t>Meaning</w:t>
+            </w:r>
+          </w:p>
+        </w:tc>
+        <w:tc>
+          <w:tcPr>
+            <w:tcW w:w="4675" w:type="dxa"/>
+          </w:tcPr>
+          <w:p>
+            <w:pPr>
+              <w:spacing w:before="240" w:after="240"/>
+              <w:textAlignment w:val="baseline"/>
+              <w:rPr>
+                <w:rFonts w:ascii="Arial" w:eastAsia="Times New Roman" w:hAnsi="Arial" w:cs="Arial"/>
+                <w:color w:val="000000"/>
+                <w:kern w:val="0"/>
+                <w:sz w:val="22"/>
+                <w:szCs w:val="22"/>
+                <w14:ligatures w14:val="none"/>
+              </w:rPr>
+            </w:pPr>
+            <w:r>
+              <w:rPr>
+                <w:rFonts w:ascii="Arial" w:eastAsia="Times New Roman" w:hAnsi="Arial" w:cs="Arial"/>
+                <w:color w:val="000000"/>
+                <w:kern w:val="0"/>
+                <w:sz w:val="22"/>
+                <w:szCs w:val="22"/>
+                <w14:ligatures w14:val="none"/>
+              </w:rPr>
+              <w:t>Use</w:t>
+            </w:r>
+          </w:p>
+        </w:tc>
+      </w:tr>
+      <w:tr>
+        <w:tc>
+          <w:tcPr>
+            <w:tcW w:w="2155" w:type="dxa"/>
+          </w:tcPr>
+          <w:p>
+            <w:pPr>
+              <w:spacing w:before="240" w:after="240"/>
+              <w:textAlignment w:val="baseline"/>
+              <w:rPr>
+                <w:rFonts w:ascii="Arial" w:eastAsia="Times New Roman" w:hAnsi="Arial" w:cs="Arial"/>
+                <w:color w:val="000000"/>
+                <w:kern w:val="0"/>
+                <w:sz w:val="22"/>
+                <w:szCs w:val="22"/>
+                <w14:ligatures w14:val="none"/>
+              </w:rPr>
+            </w:pPr>
+            <w:r>
+              <w:rPr>
+                <w:rFonts w:ascii="Arial" w:eastAsia="Times New Roman" w:hAnsi="Arial" w:cs="Arial"/>
+                <w:color w:val="000000"/>
+                <w:kern w:val="0"/>
+                <w:sz w:val="22"/>
+                <w:szCs w:val="22"/>
+                <w14:ligatures w14:val="none"/>
+              </w:rPr>
+              <w:t>99</w:t>
+            </w:r>
+            <w:r>
+              <w:rPr>
+                <w:rFonts w:ascii="Arial" w:eastAsia="Times New Roman" w:hAnsi="Arial" w:cs="Arial"/>
+                <w:color w:val="000000"/>
+                <w:kern w:val="0"/>
+                <w:sz w:val="22"/>
+                <w:szCs w:val="22"/>
+                <w14:ligatures w14:val="none"/>
+              </w:rPr>
+              <w:t>9</w:t>
+            </w:r>
+          </w:p>
+        </w:tc>
+        <w:tc>
+          <w:tcPr>
+            <w:tcW w:w="2520" w:type="dxa"/>
+          </w:tcPr>
+          <w:p>
+            <w:pPr>
+              <w:spacing w:before="240" w:after="240"/>
+              <w:textAlignment w:val="baseline"/>
+              <w:rPr>
+                <w:rFonts w:ascii="Arial" w:eastAsia="Times New Roman" w:hAnsi="Arial" w:cs="Arial"/>
+                <w:color w:val="000000"/>
+                <w:kern w:val="0"/>
+                <w:sz w:val="22"/>
+                <w:szCs w:val="22"/>
+                <w14:ligatures w14:val="none"/>
+              </w:rPr>
+            </w:pPr>
+            <w:r>
+              <w:rPr>
+                <w:rFonts w:ascii="Arial" w:eastAsia="Times New Roman" w:hAnsi="Arial" w:cs="Arial"/>
+                <w:color w:val="000000"/>
+                <w:kern w:val="0"/>
+                <w:sz w:val="22"/>
+                <w:szCs w:val="22"/>
+                <w14:ligatures w14:val="none"/>
+              </w:rPr>
+              <w:t>Missing information</w:t>
+            </w:r>
+          </w:p>
+        </w:tc>
+        <w:tc>
+          <w:tcPr>
+            <w:tcW w:w="4675" w:type="dxa"/>
+          </w:tcPr>
+          <w:p>
+            <w:pPr>
+              <w:spacing w:before="240" w:after="240"/>
+              <w:textAlignment w:val="baseline"/>
+              <w:rPr>
+                <w:rFonts w:ascii="Arial" w:eastAsia="Times New Roman" w:hAnsi="Arial" w:cs="Arial"/>
+                <w:color w:val="000000"/>
+                <w:kern w:val="0"/>
+                <w:sz w:val="22"/>
+                <w:szCs w:val="22"/>
+                <w14:ligatures w14:val="none"/>
+              </w:rPr>
+            </w:pPr>
+            <w:r>
+              <w:rPr>
+                <w:rFonts w:ascii="Arial" w:eastAsia="Times New Roman" w:hAnsi="Arial" w:cs="Arial"/>
+                <w:color w:val="000000"/>
+                <w:kern w:val="0"/>
+                <w:sz w:val="22"/>
+                <w:szCs w:val="22"/>
+                <w14:ligatures w14:val="none"/>
+              </w:rPr>
+              <w:t>There is no</w:t>
+            </w:r>
+            <w:r>
+              <w:rPr>
+                <w:rFonts w:ascii="Arial" w:eastAsia="Times New Roman" w:hAnsi="Arial" w:cs="Arial"/>
+                <w:color w:val="000000"/>
+                <w:kern w:val="0"/>
+                <w:sz w:val="22"/>
+                <w:szCs w:val="22"/>
+                <w14:ligatures w14:val="none"/>
+              </w:rPr>
+              <w:t xml:space="preserve"> answer</w:t>
+            </w:r>
+          </w:p>
+        </w:tc>
+      </w:tr>
+      <w:tr>
+        <w:tc>
+          <w:tcPr>
+            <w:tcW w:w="2155" w:type="dxa"/>
+          </w:tcPr>
+          <w:p>
+            <w:pPr>
+              <w:spacing w:before="240" w:after="240"/>
+              <w:textAlignment w:val="baseline"/>
+              <w:rPr>
+                <w:rFonts w:ascii="Arial" w:eastAsia="Times New Roman" w:hAnsi="Arial" w:cs="Arial"/>
+                <w:color w:val="000000"/>
+                <w:kern w:val="0"/>
+                <w:sz w:val="22"/>
+                <w:szCs w:val="22"/>
+                <w14:ligatures w14:val="none"/>
+              </w:rPr>
+            </w:pPr>
+            <w:r>
+              <w:rPr>
+                <w:rFonts w:ascii="Arial" w:eastAsia="Times New Roman" w:hAnsi="Arial" w:cs="Arial"/>
+                <w:color w:val="000000"/>
+                <w:kern w:val="0"/>
+                <w:sz w:val="22"/>
+                <w:szCs w:val="22"/>
+                <w14:ligatures w14:val="none"/>
+              </w:rPr>
+              <w:t>88</w:t>
+            </w:r>
+            <w:r>
+              <w:rPr>
+                <w:rFonts w:ascii="Arial" w:eastAsia="Times New Roman" w:hAnsi="Arial" w:cs="Arial"/>
+                <w:color w:val="000000"/>
+                <w:kern w:val="0"/>
+                <w:sz w:val="22"/>
+                <w:szCs w:val="22"/>
+                <w14:ligatures w14:val="none"/>
+              </w:rPr>
+              <w:t>8</w:t>
+            </w:r>
+          </w:p>
+        </w:tc>
+        <w:tc>
+          <w:tcPr>
+            <w:tcW w:w="2520" w:type="dxa"/>
+          </w:tcPr>
+          <w:p>
+            <w:pPr>
+              <w:spacing w:before="240" w:after="240"/>
+              <w:textAlignment w:val="baseline"/>
+              <w:rPr>
+                <w:rFonts w:ascii="Arial" w:eastAsia="Times New Roman" w:hAnsi="Arial" w:cs="Arial"/>
+                <w:color w:val="000000"/>
+                <w:kern w:val="0"/>
+                <w:sz w:val="22"/>
+                <w:szCs w:val="22"/>
+                <w14:ligatures w14:val="none"/>
+              </w:rPr>
+            </w:pPr>
+            <w:r>
+              <w:rPr>
+                <w:rFonts w:ascii="Arial" w:eastAsia="Times New Roman" w:hAnsi="Arial" w:cs="Arial"/>
+                <w:color w:val="000000"/>
+                <w:kern w:val="0"/>
+                <w:sz w:val="22"/>
+                <w:szCs w:val="22"/>
+                <w14:ligatures w14:val="none"/>
+              </w:rPr>
+              <w:t>Don’t know</w:t>
+            </w:r>
+          </w:p>
+        </w:tc>
+        <w:tc>
+          <w:tcPr>
+            <w:tcW w:w="4675" w:type="dxa"/>
+          </w:tcPr>
+          <w:p>
+            <w:pPr>
+              <w:spacing w:before="240" w:after="240"/>
+              <w:textAlignment w:val="baseline"/>
+              <w:rPr>
+                <w:rFonts w:ascii="Arial" w:eastAsia="Times New Roman" w:hAnsi="Arial" w:cs="Arial"/>
+                <w:color w:val="000000"/>
+                <w:kern w:val="0"/>
+                <w:sz w:val="22"/>
+                <w:szCs w:val="22"/>
+                <w14:ligatures w14:val="none"/>
+              </w:rPr>
+            </w:pPr>
+            <w:r>
+              <w:rPr>
+                <w:rFonts w:ascii="Arial" w:eastAsia="Times New Roman" w:hAnsi="Arial" w:cs="Arial"/>
+                <w:color w:val="000000"/>
+                <w:kern w:val="0"/>
+                <w:sz w:val="22"/>
+                <w:szCs w:val="22"/>
+                <w14:ligatures w14:val="none"/>
+              </w:rPr>
+              <w:t>Respondent explicitly says “don’t know”</w:t>
+            </w:r>
+          </w:p>
+        </w:tc>
+      </w:tr>
+      <w:tr>
+        <w:tc>
+          <w:tcPr>
+            <w:tcW w:w="2155" w:type="dxa"/>
+          </w:tcPr>
+          <w:p>
+            <w:pPr>
+              <w:spacing w:before="240" w:after="240"/>
+              <w:textAlignment w:val="baseline"/>
+              <w:rPr>
+                <w:rFonts w:ascii="Arial" w:eastAsia="Times New Roman" w:hAnsi="Arial" w:cs="Arial"/>
+                <w:color w:val="000000"/>
+                <w:kern w:val="0"/>
+                <w:sz w:val="22"/>
+                <w:szCs w:val="22"/>
+                <w14:ligatures w14:val="none"/>
+              </w:rPr>
+            </w:pPr>
+            <w:r>
+              <w:rPr>
+                <w:rFonts w:ascii="Arial" w:eastAsia="Times New Roman" w:hAnsi="Arial" w:cs="Arial"/>
+                <w:color w:val="000000"/>
+                <w:kern w:val="0"/>
+                <w:sz w:val="22"/>
+                <w:szCs w:val="22"/>
+                <w14:ligatures w14:val="none"/>
+              </w:rPr>
+              <w:t>77</w:t>
+            </w:r>
+            <w:r>
+              <w:rPr>
+                <w:rFonts w:ascii="Arial" w:eastAsia="Times New Roman" w:hAnsi="Arial" w:cs="Arial"/>
+                <w:color w:val="000000"/>
+                <w:kern w:val="0"/>
+                <w:sz w:val="22"/>
+                <w:szCs w:val="22"/>
+                <w14:ligatures w14:val="none"/>
+              </w:rPr>
+              <w:t>7</w:t>
+            </w:r>
+          </w:p>
+        </w:tc>
+        <w:tc>
+          <w:tcPr>
+            <w:tcW w:w="2520" w:type="dxa"/>
+          </w:tcPr>
+          <w:p>
+            <w:pPr>
+              <w:spacing w:before="240" w:after="240"/>
+              <w:textAlignment w:val="baseline"/>
+              <w:rPr>
+                <w:rFonts w:ascii="Arial" w:eastAsia="Times New Roman" w:hAnsi="Arial" w:cs="Arial"/>
+                <w:color w:val="000000"/>
+                <w:kern w:val="0"/>
+                <w:sz w:val="22"/>
+                <w:szCs w:val="22"/>
+                <w14:ligatures w14:val="none"/>
+              </w:rPr>
+            </w:pPr>
+            <w:r>
+              <w:rPr>
+                <w:rFonts w:ascii="Arial" w:eastAsia="Times New Roman" w:hAnsi="Arial" w:cs="Arial"/>
+                <w:color w:val="000000"/>
+                <w:kern w:val="0"/>
+                <w:sz w:val="22"/>
+                <w:szCs w:val="22"/>
+                <w14:ligatures w14:val="none"/>
+              </w:rPr>
+              <w:t>Refused</w:t>
+            </w:r>
+          </w:p>
+        </w:tc>
+        <w:tc>
+          <w:tcPr>
+            <w:tcW w:w="4675" w:type="dxa"/>
+          </w:tcPr>
+          <w:p>
+            <w:pPr>
+              <w:spacing w:before="240" w:after="240"/>
+              <w:textAlignment w:val="baseline"/>
+              <w:rPr>
+                <w:rFonts w:ascii="Arial" w:eastAsia="Times New Roman" w:hAnsi="Arial" w:cs="Arial"/>
+                <w:color w:val="000000"/>
+                <w:kern w:val="0"/>
+                <w:sz w:val="22"/>
+                <w:szCs w:val="22"/>
+                <w14:ligatures w14:val="none"/>
+              </w:rPr>
+            </w:pPr>
+            <w:r>
+              <w:rPr>
+                <w:rFonts w:ascii="Arial" w:eastAsia="Times New Roman" w:hAnsi="Arial" w:cs="Arial"/>
+                <w:color w:val="000000"/>
+                <w:kern w:val="0"/>
+                <w:sz w:val="22"/>
+                <w:szCs w:val="22"/>
+                <w14:ligatures w14:val="none"/>
+              </w:rPr>
+              <w:t>“Prefer not to answer”</w:t>
+            </w:r>
+          </w:p>
+        </w:tc>
+      </w:tr>
+      <w:tr>
+        <w:tc>
+          <w:tcPr>
+            <w:tcW w:w="2155" w:type="dxa"/>
+          </w:tcPr>
+          <w:p>
+            <w:pPr>
+              <w:spacing w:before="240" w:after="240"/>
+              <w:textAlignment w:val="baseline"/>
+              <w:rPr>
+                <w:rFonts w:ascii="Arial" w:eastAsia="Times New Roman" w:hAnsi="Arial" w:cs="Arial"/>
+                <w:color w:val="000000"/>
+                <w:kern w:val="0"/>
+                <w:sz w:val="22"/>
+                <w:szCs w:val="22"/>
+                <w14:ligatures w14:val="none"/>
+              </w:rPr>
+            </w:pPr>
+            <w:r>
+              <w:rPr>
+                <w:rFonts w:ascii="Arial" w:eastAsia="Times New Roman" w:hAnsi="Arial" w:cs="Arial"/>
+                <w:color w:val="000000"/>
+                <w:kern w:val="0"/>
+                <w:sz w:val="22"/>
+                <w:szCs w:val="22"/>
+                <w14:ligatures w14:val="none"/>
+              </w:rPr>
+              <w:t>66</w:t>
+            </w:r>
+            <w:r>
+              <w:rPr>
+                <w:rFonts w:ascii="Arial" w:eastAsia="Times New Roman" w:hAnsi="Arial" w:cs="Arial"/>
+                <w:color w:val="000000"/>
+                <w:kern w:val="0"/>
+                <w:sz w:val="22"/>
+                <w:szCs w:val="22"/>
+                <w14:ligatures w14:val="none"/>
+              </w:rPr>
+              <w:t>6</w:t>
+            </w:r>
+          </w:p>
+        </w:tc>
+        <w:tc>
+          <w:tcPr>
+            <w:tcW w:w="2520" w:type="dxa"/>
+          </w:tcPr>
+          <w:p>
+            <w:pPr>
+              <w:spacing w:before="240" w:after="240"/>
+              <w:textAlignment w:val="baseline"/>
+              <w:rPr>
+                <w:rFonts w:ascii="Arial" w:eastAsia="Times New Roman" w:hAnsi="Arial" w:cs="Arial"/>
+                <w:color w:val="000000"/>
+                <w:kern w:val="0"/>
+                <w:sz w:val="22"/>
+                <w:szCs w:val="22"/>
+                <w14:ligatures w14:val="none"/>
+              </w:rPr>
+            </w:pPr>
+            <w:r>
+              <w:t>Illegible</w:t>
+            </w:r>
+          </w:p>
+        </w:tc>
+        <w:tc>
+          <w:tcPr>
+            <w:tcW w:w="4675" w:type="dxa"/>
+          </w:tcPr>
+          <w:p>
+            <w:pPr>
+              <w:spacing w:before="240" w:after="240"/>
+              <w:textAlignment w:val="baseline"/>
+              <w:rPr>
+                <w:rFonts w:ascii="Arial" w:eastAsia="Times New Roman" w:hAnsi="Arial" w:cs="Arial"/>
+                <w:color w:val="000000"/>
+                <w:kern w:val="0"/>
+                <w:sz w:val="22"/>
+                <w:szCs w:val="22"/>
+                <w14:ligatures w14:val="none"/>
+              </w:rPr>
+            </w:pPr>
+            <w:r>
+              <w:rPr>
+                <w:rFonts w:ascii="Arial" w:eastAsia="Times New Roman" w:hAnsi="Arial" w:cs="Arial"/>
+                <w:color w:val="000000"/>
+                <w:kern w:val="0"/>
+                <w:sz w:val="22"/>
+                <w:szCs w:val="22"/>
+                <w14:ligatures w14:val="none"/>
+              </w:rPr>
+              <w:t>Handwriting cannot be interpreted</w:t>
+            </w:r>
+          </w:p>
+        </w:tc>
+      </w:tr>
+      <w:tr>
+        <w:tc>
+          <w:tcPr>
+            <w:tcW w:w="2155" w:type="dxa"/>
+          </w:tcPr>
+          <w:p>
+            <w:pPr>
+              <w:spacing w:before="240" w:after="240"/>
+              <w:textAlignment w:val="baseline"/>
+              <w:rPr>
+                <w:rFonts w:ascii="Arial" w:eastAsia="Times New Roman" w:hAnsi="Arial" w:cs="Arial"/>
+                <w:color w:val="000000"/>
+                <w:kern w:val="0"/>
+                <w:sz w:val="22"/>
+                <w:szCs w:val="22"/>
+                <w14:ligatures w14:val="none"/>
+              </w:rPr>
+            </w:pPr>
+            <w:r>
+              <w:rPr>
+                <w:rFonts w:ascii="Arial" w:eastAsia="Times New Roman" w:hAnsi="Arial" w:cs="Arial"/>
+                <w:color w:val="000000"/>
+                <w:kern w:val="0"/>
+                <w:sz w:val="22"/>
+                <w:szCs w:val="22"/>
+                <w14:ligatures w14:val="none"/>
+              </w:rPr>
+              <w:lastRenderedPageBreak/>
+              <w:t>555</w:t>
+            </w:r>
+          </w:p>
+        </w:tc>
+        <w:tc>
+          <w:tcPr>
+            <w:tcW w:w="2520" w:type="dxa"/>
+          </w:tcPr>
+          <w:p>
+            <w:pPr>
+              <w:spacing w:before="240" w:after="240"/>
+              <w:textAlignment w:val="baseline"/>
+              <w:rPr>
+                <w:rFonts w:ascii="Arial" w:eastAsia="Times New Roman" w:hAnsi="Arial" w:cs="Arial"/>
+                <w:color w:val="000000"/>
+                <w:kern w:val="0"/>
+                <w:sz w:val="22"/>
+                <w:szCs w:val="22"/>
+                <w14:ligatures w14:val="none"/>
+              </w:rPr>
+            </w:pPr>
+            <w:r>
+              <w:rPr>
+                <w:rFonts w:ascii="Arial" w:eastAsia="Times New Roman" w:hAnsi="Arial" w:cs="Arial"/>
+                <w:color w:val="000000"/>
+                <w:kern w:val="0"/>
+                <w:sz w:val="22"/>
+                <w:szCs w:val="22"/>
+                <w14:ligatures w14:val="none"/>
+              </w:rPr>
+              <w:t>Other</w:t>
+            </w:r>
+          </w:p>
+        </w:tc>
+        <w:tc>
+          <w:tcPr>
+            <w:tcW w:w="4675" w:type="dxa"/>
+          </w:tcPr>
+          <w:p>
+            <w:pPr>
+              <w:spacing w:before="240" w:after="240"/>
+              <w:textAlignment w:val="baseline"/>
+              <w:rPr>
+                <w:rFonts w:ascii="Arial" w:eastAsia="Times New Roman" w:hAnsi="Arial" w:cs="Arial"/>
+                <w:color w:val="000000"/>
+                <w:kern w:val="0"/>
+                <w:sz w:val="22"/>
+                <w:szCs w:val="22"/>
+                <w14:ligatures w14:val="none"/>
+              </w:rPr>
+            </w:pPr>
+            <w:r>
+              <w:rPr>
+                <w:rFonts w:ascii="Arial" w:eastAsia="Times New Roman" w:hAnsi="Arial" w:cs="Arial"/>
+                <w:color w:val="000000"/>
+                <w:kern w:val="0"/>
+                <w:sz w:val="22"/>
+                <w:szCs w:val="22"/>
+                <w14:ligatures w14:val="none"/>
+              </w:rPr>
+              <w:t xml:space="preserve">There is an </w:t>
+            </w:r>
+            <w:proofErr w:type="gramStart"/>
+            <w:r>
+              <w:rPr>
+                <w:rFonts w:ascii="Arial" w:eastAsia="Times New Roman" w:hAnsi="Arial" w:cs="Arial"/>
+                <w:color w:val="000000"/>
+                <w:kern w:val="0"/>
+                <w:sz w:val="22"/>
+                <w:szCs w:val="22"/>
+                <w14:ligatures w14:val="none"/>
+              </w:rPr>
+              <w:t>answer</w:t>
+            </w:r>
+            <w:proofErr w:type="gramEnd"/>
+            <w:r>
+              <w:rPr>
+                <w:rFonts w:ascii="Arial" w:eastAsia="Times New Roman" w:hAnsi="Arial" w:cs="Arial"/>
+                <w:color w:val="000000"/>
+                <w:kern w:val="0"/>
+                <w:sz w:val="22"/>
+                <w:szCs w:val="22"/>
+                <w14:ligatures w14:val="none"/>
+              </w:rPr>
+              <w:t xml:space="preserve"> but it doesn’t fall within the allowed categories</w:t>
+            </w:r>
+          </w:p>
+        </w:tc>
+      </w:tr>
+      <w:tr>
+        <w:tc>
+          <w:tcPr>
+            <w:tcW w:w="2155" w:type="dxa"/>
+          </w:tcPr>
+          <w:p>
+            <w:pPr>
+              <w:spacing w:before="240" w:after="240"/>
+              <w:textAlignment w:val="baseline"/>
+              <w:rPr>
+                <w:rFonts w:ascii="Arial" w:eastAsia="Times New Roman" w:hAnsi="Arial" w:cs="Arial"/>
+                <w:color w:val="000000"/>
+                <w:kern w:val="0"/>
+                <w:sz w:val="22"/>
+                <w:szCs w:val="22"/>
+                <w14:ligatures w14:val="none"/>
+              </w:rPr>
+            </w:pPr>
+            <w:r>
+              <w:rPr>
+                <w:rFonts w:ascii="Arial" w:eastAsia="Times New Roman" w:hAnsi="Arial" w:cs="Arial"/>
+                <w:color w:val="000000"/>
+                <w:kern w:val="0"/>
+                <w:sz w:val="22"/>
+                <w:szCs w:val="22"/>
+                <w14:ligatures w14:val="none"/>
+              </w:rPr>
+              <w:t>444</w:t>
+            </w:r>
+          </w:p>
+        </w:tc>
+        <w:tc>
+          <w:tcPr>
+            <w:tcW w:w="2520" w:type="dxa"/>
+          </w:tcPr>
+          <w:p>
+            <w:pPr>
+              <w:spacing w:before="240" w:after="240"/>
+              <w:textAlignment w:val="baseline"/>
+              <w:rPr>
+                <w:rFonts w:ascii="Arial" w:eastAsia="Times New Roman" w:hAnsi="Arial" w:cs="Arial"/>
+                <w:color w:val="000000"/>
+                <w:kern w:val="0"/>
+                <w:sz w:val="22"/>
+                <w:szCs w:val="22"/>
+                <w14:ligatures w14:val="none"/>
+              </w:rPr>
+            </w:pPr>
+            <w:r>
+              <w:rPr>
+                <w:rFonts w:ascii="Arial" w:eastAsia="Times New Roman" w:hAnsi="Arial" w:cs="Arial"/>
+                <w:color w:val="000000"/>
+                <w:kern w:val="0"/>
+                <w:sz w:val="22"/>
+                <w:szCs w:val="22"/>
+                <w14:ligatures w14:val="none"/>
+              </w:rPr>
+              <w:t>Ambiguous</w:t>
+            </w:r>
+          </w:p>
+        </w:tc>
+        <w:tc>
+          <w:tcPr>
+            <w:tcW w:w="4675" w:type="dxa"/>
+          </w:tcPr>
+          <w:p>
+            <w:pPr>
+              <w:spacing w:before="240" w:after="240"/>
+              <w:textAlignment w:val="baseline"/>
+              <w:rPr>
+                <w:rFonts w:ascii="Arial" w:eastAsia="Times New Roman" w:hAnsi="Arial" w:cs="Arial"/>
+                <w:color w:val="000000"/>
+                <w:kern w:val="0"/>
+                <w:sz w:val="22"/>
+                <w:szCs w:val="22"/>
+                <w14:ligatures w14:val="none"/>
+              </w:rPr>
+            </w:pPr>
+            <w:r>
+              <w:rPr>
+                <w:rFonts w:ascii="Arial" w:eastAsia="Times New Roman" w:hAnsi="Arial" w:cs="Arial"/>
+                <w:color w:val="000000"/>
+                <w:kern w:val="0"/>
+                <w:sz w:val="22"/>
+                <w:szCs w:val="22"/>
+                <w14:ligatures w14:val="none"/>
+              </w:rPr>
+              <w:t>More than one option is correct, or it is not clear</w:t>
+            </w:r>
+          </w:p>
+        </w:tc>
+      </w:tr>
+    </w:tbl>
     <w:p>
       <w:pPr>
         <w:spacing w:before="240" w:after="240" w:line="240" w:lineRule="auto"/>
@@ -1486,7 +2655,7 @@
       <w:pPr>
         <w:numPr>
           <w:ilvl w:val="0"/>
-          <w:numId w:val="26"/>
+          <w:numId w:val="2"/>
         </w:numPr>
         <w:spacing w:after="0" w:line="240" w:lineRule="auto"/>
         <w:textAlignment w:val="baseline"/>
@@ -1496,669 +2665,30 @@
           <w:kern w:val="0"/>
           <w:sz w:val="22"/>
           <w:szCs w:val="22"/>
-          <w:lang w:val="es-ES"/>
-          <w14:ligatures w14:val="none"/>
-        </w:rPr>
-      </w:pPr>
-      <w:r>
-        <w:rPr>
-          <w:rFonts w:ascii="Arial" w:eastAsia="Times New Roman" w:hAnsi="Arial" w:cs="Arial"/>
-          <w:color w:val="000000"/>
-          <w:kern w:val="0"/>
-          <w:sz w:val="22"/>
-          <w:szCs w:val="22"/>
-          <w:lang w:val="es-ES"/>
-          <w14:ligatures w14:val="none"/>
-        </w:rPr>
-        <w:t xml:space="preserve">Stands </w:t>
-      </w:r>
-      <w:proofErr w:type="spellStart"/>
-      <w:r>
-        <w:rPr>
-          <w:rFonts w:ascii="Arial" w:eastAsia="Times New Roman" w:hAnsi="Arial" w:cs="Arial"/>
-          <w:color w:val="000000"/>
-          <w:kern w:val="0"/>
-          <w:sz w:val="22"/>
-          <w:szCs w:val="22"/>
-          <w:lang w:val="es-ES"/>
-          <w14:ligatures w14:val="none"/>
-        </w:rPr>
-        <w:t>for</w:t>
-      </w:r>
-      <w:proofErr w:type="spellEnd"/>
-      <w:r>
-        <w:rPr>
-          <w:rFonts w:ascii="Arial" w:eastAsia="Times New Roman" w:hAnsi="Arial" w:cs="Arial"/>
-          <w:color w:val="000000"/>
-          <w:kern w:val="0"/>
-          <w:sz w:val="22"/>
-          <w:szCs w:val="22"/>
-          <w:lang w:val="es-ES"/>
-          <w14:ligatures w14:val="none"/>
-        </w:rPr>
-        <w:t xml:space="preserve"> “Niveles Socioeconómicos-Asociación Mexicana de Agencias de Inteligencia de Mercado y Opinión”</w:t>
-      </w:r>
-    </w:p>
-    <w:p>
-      <w:pPr>
-        <w:numPr>
-          <w:ilvl w:val="0"/>
-          <w:numId w:val="26"/>
-        </w:numPr>
-        <w:spacing w:after="0" w:line="240" w:lineRule="auto"/>
-        <w:textAlignment w:val="baseline"/>
-        <w:rPr>
-          <w:rFonts w:ascii="Arial" w:eastAsia="Times New Roman" w:hAnsi="Arial" w:cs="Arial"/>
-          <w:color w:val="000000"/>
-          <w:kern w:val="0"/>
-          <w:sz w:val="22"/>
-          <w:szCs w:val="22"/>
-          <w14:ligatures w14:val="none"/>
-        </w:rPr>
-      </w:pPr>
-      <w:r>
-        <w:rPr>
-          <w:rFonts w:ascii="Arial" w:eastAsia="Times New Roman" w:hAnsi="Arial" w:cs="Arial"/>
-          <w:color w:val="000000"/>
-          <w:kern w:val="0"/>
-          <w:sz w:val="22"/>
-          <w:szCs w:val="22"/>
-          <w14:ligatures w14:val="none"/>
-        </w:rPr>
-        <w:t>Variable names have the SES prefix</w:t>
-      </w:r>
-    </w:p>
-    <w:p>
-      <w:pPr>
-        <w:numPr>
-          <w:ilvl w:val="0"/>
-          <w:numId w:val="26"/>
-        </w:numPr>
-        <w:spacing w:after="0" w:line="240" w:lineRule="auto"/>
-        <w:textAlignment w:val="baseline"/>
-        <w:rPr>
-          <w:rFonts w:ascii="Arial" w:eastAsia="Times New Roman" w:hAnsi="Arial" w:cs="Arial"/>
-          <w:color w:val="000000"/>
-          <w:kern w:val="0"/>
-          <w:sz w:val="22"/>
-          <w:szCs w:val="22"/>
-          <w14:ligatures w14:val="none"/>
-        </w:rPr>
-      </w:pPr>
-      <w:r>
-        <w:rPr>
-          <w:rFonts w:ascii="Arial" w:eastAsia="Times New Roman" w:hAnsi="Arial" w:cs="Arial"/>
-          <w:color w:val="000000"/>
-          <w:kern w:val="0"/>
-          <w:sz w:val="22"/>
-          <w:szCs w:val="22"/>
-          <w14:ligatures w14:val="none"/>
-        </w:rPr>
-        <w:t>Six-item tool developed specifically for Mexico</w:t>
-      </w:r>
-    </w:p>
-    <w:p>
-      <w:pPr>
-        <w:spacing w:before="240" w:after="240" w:line="240" w:lineRule="auto"/>
-        <w:rPr>
-          <w:rFonts w:ascii="Times New Roman" w:eastAsia="Times New Roman" w:hAnsi="Times New Roman" w:cs="Times New Roman"/>
-          <w:kern w:val="0"/>
-          <w14:ligatures w14:val="none"/>
-        </w:rPr>
-      </w:pPr>
-      <w:r>
-        <w:rPr>
-          <w:rFonts w:ascii="Arial" w:eastAsia="Times New Roman" w:hAnsi="Arial" w:cs="Arial"/>
-          <w:b/>
-          <w:bCs/>
-          <w:color w:val="000000"/>
-          <w:kern w:val="0"/>
-          <w:sz w:val="22"/>
-          <w:szCs w:val="22"/>
-          <w:u w:val="single"/>
-          <w14:ligatures w14:val="none"/>
-        </w:rPr>
-        <w:t>Instrument: HWISE</w:t>
-      </w:r>
-    </w:p>
-    <w:p>
-      <w:pPr>
-        <w:numPr>
-          <w:ilvl w:val="0"/>
-          <w:numId w:val="27"/>
-        </w:numPr>
-        <w:spacing w:after="0" w:line="240" w:lineRule="auto"/>
-        <w:textAlignment w:val="baseline"/>
-        <w:rPr>
-          <w:rFonts w:ascii="Arial" w:eastAsia="Times New Roman" w:hAnsi="Arial" w:cs="Arial"/>
-          <w:color w:val="000000"/>
-          <w:kern w:val="0"/>
-          <w:sz w:val="22"/>
-          <w:szCs w:val="22"/>
-          <w14:ligatures w14:val="none"/>
-        </w:rPr>
-      </w:pPr>
-      <w:r>
-        <w:rPr>
-          <w:rFonts w:ascii="Arial" w:eastAsia="Times New Roman" w:hAnsi="Arial" w:cs="Arial"/>
-          <w:color w:val="000000"/>
-          <w:kern w:val="0"/>
-          <w:sz w:val="22"/>
-          <w:szCs w:val="22"/>
-          <w14:ligatures w14:val="none"/>
-        </w:rPr>
-        <w:t>Stands for Household Water Insecurity Scale (</w:t>
-      </w:r>
-      <w:hyperlink r:id="rId5" w:history="1">
-        <w:r>
-          <w:rPr>
-            <w:rFonts w:ascii="Arial" w:eastAsia="Times New Roman" w:hAnsi="Arial" w:cs="Arial"/>
-            <w:color w:val="1155CC"/>
-            <w:kern w:val="0"/>
-            <w:sz w:val="22"/>
-            <w:szCs w:val="22"/>
-            <w:u w:val="single"/>
-            <w14:ligatures w14:val="none"/>
-          </w:rPr>
-          <w:t>Young et al. 2019</w:t>
-        </w:r>
-      </w:hyperlink>
-      <w:r>
-        <w:rPr>
-          <w:rFonts w:ascii="Arial" w:eastAsia="Times New Roman" w:hAnsi="Arial" w:cs="Arial"/>
-          <w:color w:val="000000"/>
-          <w:kern w:val="0"/>
-          <w:sz w:val="22"/>
-          <w:szCs w:val="22"/>
-          <w14:ligatures w14:val="none"/>
-        </w:rPr>
-        <w:t>)</w:t>
-      </w:r>
-    </w:p>
-    <w:p>
-      <w:pPr>
-        <w:numPr>
-          <w:ilvl w:val="0"/>
-          <w:numId w:val="27"/>
-        </w:numPr>
-        <w:spacing w:after="0" w:line="240" w:lineRule="auto"/>
-        <w:textAlignment w:val="baseline"/>
-        <w:rPr>
-          <w:rFonts w:ascii="Arial" w:eastAsia="Times New Roman" w:hAnsi="Arial" w:cs="Arial"/>
-          <w:color w:val="000000"/>
-          <w:kern w:val="0"/>
-          <w:sz w:val="22"/>
-          <w:szCs w:val="22"/>
-          <w14:ligatures w14:val="none"/>
-        </w:rPr>
-      </w:pPr>
-      <w:r>
-        <w:rPr>
-          <w:rFonts w:ascii="Arial" w:eastAsia="Times New Roman" w:hAnsi="Arial" w:cs="Arial"/>
-          <w:color w:val="000000"/>
-          <w:kern w:val="0"/>
-          <w:sz w:val="22"/>
-          <w:szCs w:val="22"/>
-          <w14:ligatures w14:val="none"/>
-        </w:rPr>
-        <w:t>12-items</w:t>
-      </w:r>
-    </w:p>
-    <w:p>
-      <w:pPr>
-        <w:numPr>
-          <w:ilvl w:val="0"/>
-          <w:numId w:val="27"/>
-        </w:numPr>
-        <w:spacing w:after="0" w:line="240" w:lineRule="auto"/>
-        <w:textAlignment w:val="baseline"/>
-        <w:rPr>
-          <w:rFonts w:ascii="Arial" w:eastAsia="Times New Roman" w:hAnsi="Arial" w:cs="Arial"/>
-          <w:color w:val="000000"/>
-          <w:kern w:val="0"/>
-          <w:sz w:val="22"/>
-          <w:szCs w:val="22"/>
-          <w14:ligatures w14:val="none"/>
-        </w:rPr>
-      </w:pPr>
-      <w:r>
-        <w:rPr>
-          <w:rFonts w:ascii="Arial" w:eastAsia="Times New Roman" w:hAnsi="Arial" w:cs="Arial"/>
-          <w:color w:val="000000"/>
-          <w:kern w:val="0"/>
-          <w:sz w:val="22"/>
-          <w:szCs w:val="22"/>
-          <w14:ligatures w14:val="none"/>
-        </w:rPr>
-        <w:t>Likert scales (4 options)</w:t>
-      </w:r>
-    </w:p>
-    <w:p>
-      <w:pPr>
-        <w:spacing w:after="0" w:line="240" w:lineRule="auto"/>
-        <w:rPr>
-          <w:rFonts w:ascii="Times New Roman" w:eastAsia="Times New Roman" w:hAnsi="Times New Roman" w:cs="Times New Roman"/>
-          <w:kern w:val="0"/>
-          <w14:ligatures w14:val="none"/>
-        </w:rPr>
-      </w:pPr>
-    </w:p>
-    <w:p>
-      <w:pPr>
-        <w:spacing w:after="0" w:line="240" w:lineRule="auto"/>
-        <w:rPr>
-          <w:rFonts w:ascii="Times New Roman" w:eastAsia="Times New Roman" w:hAnsi="Times New Roman" w:cs="Times New Roman"/>
-          <w:kern w:val="0"/>
-          <w14:ligatures w14:val="none"/>
-        </w:rPr>
-      </w:pPr>
-      <w:r>
-        <w:rPr>
-          <w:rFonts w:ascii="Arial" w:eastAsia="Times New Roman" w:hAnsi="Arial" w:cs="Arial"/>
-          <w:b/>
-          <w:bCs/>
-          <w:color w:val="000000"/>
-          <w:kern w:val="0"/>
-          <w:sz w:val="22"/>
-          <w:szCs w:val="22"/>
-          <w:u w:val="single"/>
-          <w14:ligatures w14:val="none"/>
-        </w:rPr>
-        <w:lastRenderedPageBreak/>
-        <w:t>Instrument: PSS</w:t>
-      </w:r>
-    </w:p>
-    <w:p>
-      <w:pPr>
-        <w:numPr>
-          <w:ilvl w:val="0"/>
-          <w:numId w:val="28"/>
-        </w:numPr>
-        <w:spacing w:after="0" w:line="240" w:lineRule="auto"/>
-        <w:textAlignment w:val="baseline"/>
-        <w:rPr>
-          <w:rFonts w:ascii="Arial" w:eastAsia="Times New Roman" w:hAnsi="Arial" w:cs="Arial"/>
-          <w:color w:val="000000"/>
-          <w:kern w:val="0"/>
-          <w:sz w:val="22"/>
-          <w:szCs w:val="22"/>
-          <w14:ligatures w14:val="none"/>
-        </w:rPr>
-      </w:pPr>
-      <w:r>
-        <w:rPr>
-          <w:rFonts w:ascii="Arial" w:eastAsia="Times New Roman" w:hAnsi="Arial" w:cs="Arial"/>
-          <w:color w:val="000000"/>
-          <w:kern w:val="0"/>
-          <w:sz w:val="22"/>
-          <w:szCs w:val="22"/>
-          <w14:ligatures w14:val="none"/>
-        </w:rPr>
-        <w:t>Stands for Perceived Stress Scores (</w:t>
-      </w:r>
-      <w:hyperlink r:id="rId6" w:history="1">
-        <w:r>
-          <w:rPr>
-            <w:rFonts w:ascii="Arial" w:eastAsia="Times New Roman" w:hAnsi="Arial" w:cs="Arial"/>
-            <w:color w:val="1155CC"/>
-            <w:kern w:val="0"/>
-            <w:sz w:val="22"/>
-            <w:szCs w:val="22"/>
-            <w:u w:val="single"/>
-            <w14:ligatures w14:val="none"/>
-          </w:rPr>
-          <w:t>Cohen 1994</w:t>
-        </w:r>
-      </w:hyperlink>
-      <w:r>
-        <w:rPr>
-          <w:rFonts w:ascii="Arial" w:eastAsia="Times New Roman" w:hAnsi="Arial" w:cs="Arial"/>
-          <w:color w:val="000000"/>
-          <w:kern w:val="0"/>
-          <w:sz w:val="22"/>
-          <w:szCs w:val="22"/>
-          <w14:ligatures w14:val="none"/>
-        </w:rPr>
-        <w:t>)</w:t>
-      </w:r>
-    </w:p>
-    <w:p>
-      <w:pPr>
-        <w:spacing w:after="0" w:line="240" w:lineRule="auto"/>
-        <w:rPr>
-          <w:rFonts w:ascii="Times New Roman" w:eastAsia="Times New Roman" w:hAnsi="Times New Roman" w:cs="Times New Roman"/>
-          <w:kern w:val="0"/>
-          <w14:ligatures w14:val="none"/>
-        </w:rPr>
-      </w:pPr>
-    </w:p>
-    <w:p>
-      <w:pPr>
-        <w:spacing w:before="240" w:after="240" w:line="240" w:lineRule="auto"/>
-        <w:rPr>
-          <w:rFonts w:ascii="Times New Roman" w:eastAsia="Times New Roman" w:hAnsi="Times New Roman" w:cs="Times New Roman"/>
-          <w:kern w:val="0"/>
-          <w14:ligatures w14:val="none"/>
-        </w:rPr>
-      </w:pPr>
-      <w:r>
-        <w:rPr>
-          <w:rFonts w:ascii="Arial" w:eastAsia="Times New Roman" w:hAnsi="Arial" w:cs="Arial"/>
-          <w:b/>
-          <w:bCs/>
-          <w:color w:val="000000"/>
-          <w:kern w:val="0"/>
-          <w:sz w:val="22"/>
-          <w:szCs w:val="22"/>
-          <w:u w:val="single"/>
-          <w14:ligatures w14:val="none"/>
-        </w:rPr>
-        <w:t>Instrument: QUAIL-Mex</w:t>
-      </w:r>
-    </w:p>
-    <w:p>
-      <w:pPr>
-        <w:numPr>
-          <w:ilvl w:val="0"/>
-          <w:numId w:val="29"/>
-        </w:numPr>
-        <w:spacing w:before="240" w:after="0" w:line="240" w:lineRule="auto"/>
-        <w:textAlignment w:val="baseline"/>
-        <w:rPr>
-          <w:rFonts w:ascii="Arial" w:eastAsia="Times New Roman" w:hAnsi="Arial" w:cs="Arial"/>
-          <w:color w:val="000000"/>
-          <w:kern w:val="0"/>
-          <w:sz w:val="22"/>
-          <w:szCs w:val="22"/>
-          <w14:ligatures w14:val="none"/>
-        </w:rPr>
-      </w:pPr>
-      <w:r>
-        <w:rPr>
-          <w:rFonts w:ascii="Arial" w:eastAsia="Times New Roman" w:hAnsi="Arial" w:cs="Arial"/>
-          <w:color w:val="000000"/>
-          <w:kern w:val="0"/>
-          <w:sz w:val="22"/>
-          <w:szCs w:val="22"/>
-          <w14:ligatures w14:val="none"/>
-        </w:rPr>
-        <w:t>Questionnaire focused on water access, storage, treatment, and emotional responses.</w:t>
-      </w:r>
-    </w:p>
-    <w:p>
-      <w:pPr>
-        <w:numPr>
-          <w:ilvl w:val="0"/>
-          <w:numId w:val="29"/>
-        </w:numPr>
-        <w:spacing w:after="0" w:line="240" w:lineRule="auto"/>
-        <w:textAlignment w:val="baseline"/>
-        <w:rPr>
-          <w:rFonts w:ascii="Arial" w:eastAsia="Times New Roman" w:hAnsi="Arial" w:cs="Arial"/>
-          <w:color w:val="000000"/>
-          <w:kern w:val="0"/>
-          <w:sz w:val="22"/>
-          <w:szCs w:val="22"/>
-          <w14:ligatures w14:val="none"/>
-        </w:rPr>
-      </w:pPr>
-      <w:r>
-        <w:rPr>
-          <w:rFonts w:ascii="Arial" w:eastAsia="Times New Roman" w:hAnsi="Arial" w:cs="Arial"/>
-          <w:color w:val="000000"/>
-          <w:kern w:val="0"/>
-          <w:sz w:val="22"/>
-          <w:szCs w:val="22"/>
-          <w14:ligatures w14:val="none"/>
-        </w:rPr>
-        <w:t>Purpose: </w:t>
-      </w:r>
-    </w:p>
-    <w:p>
-      <w:pPr>
-        <w:numPr>
-          <w:ilvl w:val="0"/>
-          <w:numId w:val="30"/>
-        </w:numPr>
-        <w:spacing w:after="120" w:line="240" w:lineRule="auto"/>
-        <w:ind w:left="2160"/>
-        <w:jc w:val="both"/>
-        <w:textAlignment w:val="baseline"/>
-        <w:rPr>
-          <w:rFonts w:ascii="Arial" w:eastAsia="Times New Roman" w:hAnsi="Arial" w:cs="Arial"/>
-          <w:color w:val="000000"/>
-          <w:kern w:val="0"/>
-          <w:sz w:val="22"/>
-          <w:szCs w:val="22"/>
-          <w14:ligatures w14:val="none"/>
-        </w:rPr>
-      </w:pPr>
-      <w:r>
-        <w:rPr>
-          <w:rFonts w:ascii="Arial" w:eastAsia="Times New Roman" w:hAnsi="Arial" w:cs="Arial"/>
-          <w:color w:val="000000"/>
-          <w:kern w:val="0"/>
-          <w:sz w:val="22"/>
-          <w:szCs w:val="22"/>
-          <w14:ligatures w14:val="none"/>
-        </w:rPr>
-        <w:t>(A) identify if objective water insecurity is associated with perceived stress among women in Mexico City</w:t>
-      </w:r>
-    </w:p>
-    <w:p>
-      <w:pPr>
-        <w:numPr>
-          <w:ilvl w:val="0"/>
-          <w:numId w:val="31"/>
-        </w:numPr>
-        <w:spacing w:after="120" w:line="240" w:lineRule="auto"/>
-        <w:ind w:left="2160"/>
-        <w:jc w:val="both"/>
-        <w:textAlignment w:val="baseline"/>
-        <w:rPr>
-          <w:rFonts w:ascii="Arial" w:eastAsia="Times New Roman" w:hAnsi="Arial" w:cs="Arial"/>
-          <w:color w:val="000000"/>
-          <w:kern w:val="0"/>
-          <w:sz w:val="22"/>
-          <w:szCs w:val="22"/>
-          <w14:ligatures w14:val="none"/>
-        </w:rPr>
-      </w:pPr>
-      <w:r>
-        <w:rPr>
-          <w:rFonts w:ascii="Arial" w:eastAsia="Times New Roman" w:hAnsi="Arial" w:cs="Arial"/>
-          <w:color w:val="000000"/>
-          <w:kern w:val="0"/>
-          <w:sz w:val="22"/>
-          <w:szCs w:val="22"/>
-          <w14:ligatures w14:val="none"/>
-        </w:rPr>
-        <w:t>(B) identify the components of water insecurity that may be a source of distress for these women. This information will reveal if and how different aspects of water insecurity, such as unpredictable, unsafe, or limited water supply are consciously recognized as stressful for study participants, or alternatively, if they are accepted and normalized. </w:t>
-      </w:r>
-    </w:p>
-    <w:p>
-      <w:pPr>
-        <w:numPr>
-          <w:ilvl w:val="0"/>
-          <w:numId w:val="31"/>
-        </w:numPr>
-        <w:spacing w:after="120" w:line="240" w:lineRule="auto"/>
-        <w:jc w:val="both"/>
-        <w:textAlignment w:val="baseline"/>
-        <w:rPr>
-          <w:rFonts w:ascii="Arial" w:eastAsia="Times New Roman" w:hAnsi="Arial" w:cs="Arial"/>
-          <w:color w:val="000000"/>
-          <w:kern w:val="0"/>
-          <w:sz w:val="22"/>
-          <w:szCs w:val="22"/>
-          <w14:ligatures w14:val="none"/>
-        </w:rPr>
-      </w:pPr>
-      <w:r>
-        <w:rPr>
-          <w:rFonts w:ascii="Arial" w:eastAsia="Times New Roman" w:hAnsi="Arial" w:cs="Arial"/>
-          <w:color w:val="000000"/>
-          <w:kern w:val="0"/>
-          <w:sz w:val="22"/>
-          <w:szCs w:val="22"/>
-          <w:shd w:val="clear" w:color="auto" w:fill="FFFFFF"/>
-          <w14:ligatures w14:val="none"/>
-        </w:rPr>
-        <w:t>It includes modified questions from the NESTSMX project (</w:t>
-      </w:r>
-      <w:proofErr w:type="spellStart"/>
-      <w:r>
-        <w:rPr>
-          <w:rFonts w:ascii="Arial" w:eastAsia="Times New Roman" w:hAnsi="Arial" w:cs="Arial"/>
-          <w:color w:val="000000"/>
-          <w:kern w:val="0"/>
-          <w:sz w:val="22"/>
-          <w:szCs w:val="22"/>
-          <w14:ligatures w14:val="none"/>
-        </w:rPr>
-        <w:fldChar w:fldCharType="begin"/>
-      </w:r>
-      <w:r>
-        <w:rPr>
-          <w:rFonts w:ascii="Arial" w:eastAsia="Times New Roman" w:hAnsi="Arial" w:cs="Arial"/>
-          <w:color w:val="000000"/>
-          <w:kern w:val="0"/>
-          <w:sz w:val="22"/>
-          <w:szCs w:val="22"/>
-          <w14:ligatures w14:val="none"/>
-        </w:rPr>
-        <w:instrText>HYPERLINK "https://journals.plos.org/water/article?id=10.1371/journal.pwat.0000056"</w:instrText>
-      </w:r>
-      <w:r>
-        <w:rPr>
-          <w:rFonts w:ascii="Arial" w:eastAsia="Times New Roman" w:hAnsi="Arial" w:cs="Arial"/>
-          <w:color w:val="000000"/>
-          <w:kern w:val="0"/>
-          <w:sz w:val="22"/>
-          <w:szCs w:val="22"/>
-          <w14:ligatures w14:val="none"/>
-        </w:rPr>
-      </w:r>
-      <w:r>
-        <w:rPr>
-          <w:rFonts w:ascii="Arial" w:eastAsia="Times New Roman" w:hAnsi="Arial" w:cs="Arial"/>
-          <w:color w:val="000000"/>
-          <w:kern w:val="0"/>
-          <w:sz w:val="22"/>
-          <w:szCs w:val="22"/>
-          <w14:ligatures w14:val="none"/>
-        </w:rPr>
-        <w:fldChar w:fldCharType="separate"/>
-      </w:r>
-      <w:r>
-        <w:rPr>
-          <w:rFonts w:ascii="Arial" w:eastAsia="Times New Roman" w:hAnsi="Arial" w:cs="Arial"/>
-          <w:color w:val="1155CC"/>
-          <w:kern w:val="0"/>
-          <w:sz w:val="22"/>
-          <w:szCs w:val="22"/>
-          <w:u w:val="single"/>
-          <w:shd w:val="clear" w:color="auto" w:fill="FFFFFF"/>
-          <w14:ligatures w14:val="none"/>
-        </w:rPr>
-        <w:t>Hubberts</w:t>
-      </w:r>
-      <w:proofErr w:type="spellEnd"/>
-      <w:r>
-        <w:rPr>
-          <w:rFonts w:ascii="Arial" w:eastAsia="Times New Roman" w:hAnsi="Arial" w:cs="Arial"/>
-          <w:color w:val="1155CC"/>
-          <w:kern w:val="0"/>
-          <w:sz w:val="22"/>
-          <w:szCs w:val="22"/>
-          <w:u w:val="single"/>
-          <w:shd w:val="clear" w:color="auto" w:fill="FFFFFF"/>
-          <w14:ligatures w14:val="none"/>
-        </w:rPr>
-        <w:t xml:space="preserve"> et al. 2023</w:t>
-      </w:r>
-      <w:r>
-        <w:rPr>
-          <w:rFonts w:ascii="Arial" w:eastAsia="Times New Roman" w:hAnsi="Arial" w:cs="Arial"/>
-          <w:color w:val="000000"/>
-          <w:kern w:val="0"/>
-          <w:sz w:val="22"/>
-          <w:szCs w:val="22"/>
-          <w14:ligatures w14:val="none"/>
-        </w:rPr>
-        <w:fldChar w:fldCharType="end"/>
-      </w:r>
-      <w:r>
-        <w:rPr>
-          <w:rFonts w:ascii="Arial" w:eastAsia="Times New Roman" w:hAnsi="Arial" w:cs="Arial"/>
-          <w:color w:val="000000"/>
-          <w:kern w:val="0"/>
-          <w:sz w:val="22"/>
-          <w:szCs w:val="22"/>
-          <w:shd w:val="clear" w:color="auto" w:fill="FFFFFF"/>
-          <w14:ligatures w14:val="none"/>
-        </w:rPr>
-        <w:t>) and other studies on water insecurity (</w:t>
-      </w:r>
-      <w:proofErr w:type="spellStart"/>
-      <w:r>
-        <w:rPr>
-          <w:rFonts w:ascii="Arial" w:eastAsia="Times New Roman" w:hAnsi="Arial" w:cs="Arial"/>
-          <w:color w:val="000000"/>
-          <w:kern w:val="0"/>
-          <w:sz w:val="22"/>
-          <w:szCs w:val="22"/>
-          <w:shd w:val="clear" w:color="auto" w:fill="FFFFFF"/>
-          <w14:ligatures w14:val="none"/>
-        </w:rPr>
-        <w:t>Wutich</w:t>
-      </w:r>
-      <w:proofErr w:type="spellEnd"/>
-      <w:r>
-        <w:rPr>
-          <w:rFonts w:ascii="Arial" w:eastAsia="Times New Roman" w:hAnsi="Arial" w:cs="Arial"/>
-          <w:color w:val="000000"/>
-          <w:kern w:val="0"/>
-          <w:sz w:val="22"/>
-          <w:szCs w:val="22"/>
-          <w:shd w:val="clear" w:color="auto" w:fill="FFFFFF"/>
-          <w14:ligatures w14:val="none"/>
-        </w:rPr>
-        <w:t>, 2006). </w:t>
-      </w:r>
-    </w:p>
-    <w:p>
-      <w:pPr>
-        <w:spacing w:before="240" w:after="240" w:line="240" w:lineRule="auto"/>
-        <w:rPr>
-          <w:rFonts w:ascii="Arial" w:eastAsia="Times New Roman" w:hAnsi="Arial" w:cs="Arial"/>
-          <w:color w:val="000000"/>
-          <w:kern w:val="0"/>
-          <w:sz w:val="22"/>
-          <w:szCs w:val="22"/>
-          <w14:ligatures w14:val="none"/>
-        </w:rPr>
-      </w:pPr>
-    </w:p>
-    <w:p>
-      <w:pPr>
-        <w:spacing w:after="0" w:line="240" w:lineRule="auto"/>
-        <w:rPr>
-          <w:rFonts w:ascii="Times New Roman" w:eastAsia="Times New Roman" w:hAnsi="Times New Roman" w:cs="Times New Roman"/>
-          <w:kern w:val="0"/>
-          <w14:ligatures w14:val="none"/>
-        </w:rPr>
-      </w:pPr>
-      <w:r>
-        <w:rPr>
-          <w:rFonts w:ascii="Arial" w:eastAsia="Times New Roman" w:hAnsi="Arial" w:cs="Arial"/>
-          <w:color w:val="000000"/>
-          <w:kern w:val="0"/>
-          <w:sz w:val="22"/>
-          <w:szCs w:val="22"/>
-          <w14:ligatures w14:val="none"/>
-        </w:rPr>
-        <w:t>In this study I applied 4 different surveys/questionnaires:</w:t>
+          <w14:ligatures w14:val="none"/>
+        </w:rPr>
+      </w:pPr>
+      <w:r>
+        <w:rPr>
+          <w:rFonts w:ascii="Arial" w:eastAsia="Times New Roman" w:hAnsi="Arial" w:cs="Arial"/>
+          <w:color w:val="000000"/>
+          <w:kern w:val="0"/>
+          <w:sz w:val="22"/>
+          <w:szCs w:val="22"/>
+          <w14:ligatures w14:val="none"/>
+        </w:rPr>
+        <w:t>Developed</w:t>
+      </w:r>
+      <w:r>
+        <w:rPr>
+          <w:rFonts w:ascii="Arial" w:eastAsia="Times New Roman" w:hAnsi="Arial" w:cs="Arial"/>
+          <w:color w:val="000000"/>
+          <w:kern w:val="0"/>
+          <w:sz w:val="22"/>
+          <w:szCs w:val="22"/>
+          <w14:ligatures w14:val="none"/>
+        </w:rPr>
+        <w:t xml:space="preserve"> by a Mexican agency to measure socioeconomic status based on the current characteristics of the population. </w:t>
       </w:r>
     </w:p>
     <w:p>
@@ -2181,40 +2711,36 @@
       <w:r>
         <w:rPr>
           <w:rFonts w:ascii="Arial" w:eastAsia="Times New Roman" w:hAnsi="Arial" w:cs="Arial"/>
-          <w:b/>
-          <w:bCs/>
-          <w:color w:val="000000"/>
-          <w:kern w:val="0"/>
-          <w:sz w:val="22"/>
-          <w:szCs w:val="22"/>
-          <w14:ligatures w14:val="none"/>
-        </w:rPr>
-        <w:t>Screening</w:t>
-      </w:r>
-      <w:r>
-        <w:rPr>
-          <w:rFonts w:ascii="Arial" w:eastAsia="Times New Roman" w:hAnsi="Arial" w:cs="Arial"/>
-          <w:color w:val="000000"/>
-          <w:kern w:val="0"/>
-          <w:sz w:val="22"/>
-          <w:szCs w:val="22"/>
-          <w14:ligatures w14:val="none"/>
-        </w:rPr>
-        <w:t xml:space="preserve">: age, neighborhood, health status, household characteristics. </w:t>
-      </w:r>
-      <w:proofErr w:type="spellStart"/>
-      <w:r>
-        <w:rPr>
-          <w:rFonts w:ascii="Arial" w:eastAsia="Times New Roman" w:hAnsi="Arial" w:cs="Arial"/>
-          <w:color w:val="000000"/>
-          <w:kern w:val="0"/>
-          <w:sz w:val="22"/>
-          <w:szCs w:val="22"/>
-          <w14:ligatures w14:val="none"/>
-        </w:rPr>
-        <w:t>etc</w:t>
-      </w:r>
-      <w:proofErr w:type="spellEnd"/>
+          <w:color w:val="000000"/>
+          <w:kern w:val="0"/>
+          <w:sz w:val="22"/>
+          <w:szCs w:val="22"/>
+          <w14:ligatures w14:val="none"/>
+        </w:rPr>
+        <w:t xml:space="preserve">Each answer has a specific score and </w:t>
+      </w:r>
+      <w:r>
+        <w:rPr>
+          <w:rFonts w:ascii="Arial" w:eastAsia="Times New Roman" w:hAnsi="Arial" w:cs="Arial"/>
+          <w:color w:val="000000"/>
+          <w:kern w:val="0"/>
+          <w:sz w:val="22"/>
+          <w:szCs w:val="22"/>
+          <w14:ligatures w14:val="none"/>
+        </w:rPr>
+        <w:t>adding</w:t>
+      </w:r>
+      <w:r>
+        <w:rPr>
+          <w:rFonts w:ascii="Arial" w:eastAsia="Times New Roman" w:hAnsi="Arial" w:cs="Arial"/>
+          <w:color w:val="000000"/>
+          <w:kern w:val="0"/>
+          <w:sz w:val="22"/>
+          <w:szCs w:val="22"/>
+          <w14:ligatures w14:val="none"/>
+        </w:rPr>
+        <w:t xml:space="preserve"> up all answers gives us a final score that is associated with a specific socioeconomic group (A/B, C+, C, C-, D+, D-, E)</w:t>
+      </w:r>
     </w:p>
     <w:p>
       <w:pPr>
@@ -2230,47 +2756,27 @@
           <w:kern w:val="0"/>
           <w:sz w:val="22"/>
           <w:szCs w:val="22"/>
-          <w14:ligatures w14:val="none"/>
-        </w:rPr>
-      </w:pPr>
-      <w:r>
-        <w:rPr>
-          <w:rFonts w:ascii="Arial" w:eastAsia="Times New Roman" w:hAnsi="Arial" w:cs="Arial"/>
-          <w:b/>
-          <w:bCs/>
-          <w:color w:val="000000"/>
-          <w:kern w:val="0"/>
-          <w:sz w:val="22"/>
-          <w:szCs w:val="22"/>
-          <w14:ligatures w14:val="none"/>
-        </w:rPr>
-        <w:t>SES</w:t>
-      </w:r>
-      <w:r>
-        <w:rPr>
-          <w:rFonts w:ascii="Arial" w:eastAsia="Times New Roman" w:hAnsi="Arial" w:cs="Arial"/>
-          <w:color w:val="000000"/>
-          <w:kern w:val="0"/>
-          <w:sz w:val="22"/>
-          <w:szCs w:val="22"/>
-          <w14:ligatures w14:val="none"/>
-        </w:rPr>
-        <w:t>: instrument developed by a Mexican agency to measure socioeconomic status based on the current characteristics of the population. Each answer has a specific score and summing up all answers gives us a final score that is associated with a specific socioeconomic group (A/B, C+, C, C-, D+, D-, E)</w:t>
-      </w:r>
-    </w:p>
-    <w:p>
-      <w:pPr>
-        <w:spacing w:after="0" w:line="240" w:lineRule="auto"/>
-        <w:rPr>
-          <w:rFonts w:ascii="Times New Roman" w:eastAsia="Times New Roman" w:hAnsi="Times New Roman" w:cs="Times New Roman"/>
-          <w:kern w:val="0"/>
-          <w14:ligatures w14:val="none"/>
-        </w:rPr>
-      </w:pPr>
+          <w:highlight w:val="yellow"/>
+          <w14:ligatures w14:val="none"/>
+        </w:rPr>
+      </w:pPr>
+      <w:r>
+        <w:rPr>
+          <w:rFonts w:ascii="Arial" w:eastAsia="Times New Roman" w:hAnsi="Arial" w:cs="Arial"/>
+          <w:color w:val="000000"/>
+          <w:kern w:val="0"/>
+          <w:sz w:val="22"/>
+          <w:szCs w:val="22"/>
+          <w:highlight w:val="yellow"/>
+          <w14:ligatures w14:val="none"/>
+        </w:rPr>
+        <w:t xml:space="preserve">Final scores are interpreted as: </w:t>
+      </w:r>
     </w:p>
     <w:tbl>
       <w:tblPr>
         <w:tblW w:w="0" w:type="auto"/>
+        <w:tblInd w:w="3880" w:type="dxa"/>
         <w:tblCellMar>
           <w:top w:w="15" w:type="dxa"/>
           <w:left w:w="15" w:type="dxa"/>
@@ -2930,6 +3436,150 @@
     <w:p>
       <w:pPr>
         <w:spacing w:after="0" w:line="240" w:lineRule="auto"/>
+        <w:textAlignment w:val="baseline"/>
+        <w:rPr>
+          <w:rFonts w:ascii="Arial" w:eastAsia="Times New Roman" w:hAnsi="Arial" w:cs="Arial"/>
+          <w:color w:val="000000"/>
+          <w:kern w:val="0"/>
+          <w:sz w:val="22"/>
+          <w:szCs w:val="22"/>
+          <w:lang w:val="es-ES"/>
+          <w14:ligatures w14:val="none"/>
+        </w:rPr>
+      </w:pPr>
+    </w:p>
+    <w:p>
+      <w:pPr>
+        <w:numPr>
+          <w:ilvl w:val="0"/>
+          <w:numId w:val="26"/>
+        </w:numPr>
+        <w:spacing w:after="0" w:line="240" w:lineRule="auto"/>
+        <w:textAlignment w:val="baseline"/>
+        <w:rPr>
+          <w:rFonts w:ascii="Arial" w:eastAsia="Times New Roman" w:hAnsi="Arial" w:cs="Arial"/>
+          <w:color w:val="000000"/>
+          <w:kern w:val="0"/>
+          <w:sz w:val="22"/>
+          <w:szCs w:val="22"/>
+          <w:lang w:val="es-ES"/>
+          <w14:ligatures w14:val="none"/>
+        </w:rPr>
+      </w:pPr>
+      <w:r>
+        <w:rPr>
+          <w:rFonts w:ascii="Arial" w:eastAsia="Times New Roman" w:hAnsi="Arial" w:cs="Arial"/>
+          <w:color w:val="000000"/>
+          <w:kern w:val="0"/>
+          <w:sz w:val="22"/>
+          <w:szCs w:val="22"/>
+          <w:lang w:val="es-ES"/>
+          <w14:ligatures w14:val="none"/>
+        </w:rPr>
+        <w:t xml:space="preserve">Stands </w:t>
+      </w:r>
+      <w:proofErr w:type="spellStart"/>
+      <w:r>
+        <w:rPr>
+          <w:rFonts w:ascii="Arial" w:eastAsia="Times New Roman" w:hAnsi="Arial" w:cs="Arial"/>
+          <w:color w:val="000000"/>
+          <w:kern w:val="0"/>
+          <w:sz w:val="22"/>
+          <w:szCs w:val="22"/>
+          <w:lang w:val="es-ES"/>
+          <w14:ligatures w14:val="none"/>
+        </w:rPr>
+        <w:t>for</w:t>
+      </w:r>
+      <w:proofErr w:type="spellEnd"/>
+      <w:r>
+        <w:rPr>
+          <w:rFonts w:ascii="Arial" w:eastAsia="Times New Roman" w:hAnsi="Arial" w:cs="Arial"/>
+          <w:color w:val="000000"/>
+          <w:kern w:val="0"/>
+          <w:sz w:val="22"/>
+          <w:szCs w:val="22"/>
+          <w:lang w:val="es-ES"/>
+          <w14:ligatures w14:val="none"/>
+        </w:rPr>
+        <w:t xml:space="preserve"> “Niveles Socioeconómicos-Asociación Mexicana de Agencias de Inteligencia de Mercado y Opinión”</w:t>
+      </w:r>
+    </w:p>
+    <w:p>
+      <w:pPr>
+        <w:numPr>
+          <w:ilvl w:val="0"/>
+          <w:numId w:val="26"/>
+        </w:numPr>
+        <w:spacing w:after="0" w:line="240" w:lineRule="auto"/>
+        <w:textAlignment w:val="baseline"/>
+        <w:rPr>
+          <w:rFonts w:ascii="Arial" w:eastAsia="Times New Roman" w:hAnsi="Arial" w:cs="Arial"/>
+          <w:color w:val="000000"/>
+          <w:kern w:val="0"/>
+          <w:sz w:val="22"/>
+          <w:szCs w:val="22"/>
+          <w14:ligatures w14:val="none"/>
+        </w:rPr>
+      </w:pPr>
+      <w:r>
+        <w:rPr>
+          <w:rFonts w:ascii="Arial" w:eastAsia="Times New Roman" w:hAnsi="Arial" w:cs="Arial"/>
+          <w:color w:val="000000"/>
+          <w:kern w:val="0"/>
+          <w:sz w:val="22"/>
+          <w:szCs w:val="22"/>
+          <w14:ligatures w14:val="none"/>
+        </w:rPr>
+        <w:t>Variable names have the SES prefix</w:t>
+      </w:r>
+    </w:p>
+    <w:p>
+      <w:pPr>
+        <w:numPr>
+          <w:ilvl w:val="0"/>
+          <w:numId w:val="26"/>
+        </w:numPr>
+        <w:spacing w:after="0" w:line="240" w:lineRule="auto"/>
+        <w:textAlignment w:val="baseline"/>
+        <w:rPr>
+          <w:rFonts w:ascii="Arial" w:eastAsia="Times New Roman" w:hAnsi="Arial" w:cs="Arial"/>
+          <w:color w:val="000000"/>
+          <w:kern w:val="0"/>
+          <w:sz w:val="22"/>
+          <w:szCs w:val="22"/>
+          <w14:ligatures w14:val="none"/>
+        </w:rPr>
+      </w:pPr>
+      <w:r>
+        <w:rPr>
+          <w:rFonts w:ascii="Arial" w:eastAsia="Times New Roman" w:hAnsi="Arial" w:cs="Arial"/>
+          <w:color w:val="000000"/>
+          <w:kern w:val="0"/>
+          <w:sz w:val="22"/>
+          <w:szCs w:val="22"/>
+          <w14:ligatures w14:val="none"/>
+        </w:rPr>
+        <w:t xml:space="preserve">Six-item </w:t>
+      </w:r>
+    </w:p>
+    <w:p>
+      <w:pPr>
+        <w:spacing w:after="0" w:line="240" w:lineRule="auto"/>
+        <w:textAlignment w:val="baseline"/>
+        <w:rPr>
+          <w:rFonts w:ascii="Arial" w:eastAsia="Times New Roman" w:hAnsi="Arial" w:cs="Arial"/>
+          <w:color w:val="000000"/>
+          <w:kern w:val="0"/>
+          <w:sz w:val="22"/>
+          <w:szCs w:val="22"/>
+          <w14:ligatures w14:val="none"/>
+        </w:rPr>
+      </w:pPr>
+    </w:p>
+    <w:p>
+      <w:pPr>
+        <w:spacing w:before="240" w:after="240" w:line="240" w:lineRule="auto"/>
         <w:rPr>
           <w:rFonts w:ascii="Times New Roman" w:eastAsia="Times New Roman" w:hAnsi="Times New Roman" w:cs="Times New Roman"/>
           <w:kern w:val="0"/>
@@ -2938,11 +3588,129 @@
       </w:pPr>
       <w:r>
         <w:rPr>
-          <w:rFonts w:ascii="Times New Roman" w:eastAsia="Times New Roman" w:hAnsi="Times New Roman" w:cs="Times New Roman"/>
-          <w:kern w:val="0"/>
-          <w14:ligatures w14:val="none"/>
-        </w:rPr>
-        <w:br/>
+          <w:rFonts w:ascii="Arial" w:eastAsia="Times New Roman" w:hAnsi="Arial" w:cs="Arial"/>
+          <w:b/>
+          <w:bCs/>
+          <w:color w:val="000000"/>
+          <w:kern w:val="0"/>
+          <w:sz w:val="22"/>
+          <w:szCs w:val="22"/>
+          <w:u w:val="single"/>
+          <w14:ligatures w14:val="none"/>
+        </w:rPr>
+        <w:t>Instrument: HWISE</w:t>
+      </w:r>
+    </w:p>
+    <w:p>
+      <w:pPr>
+        <w:numPr>
+          <w:ilvl w:val="0"/>
+          <w:numId w:val="27"/>
+        </w:numPr>
+        <w:spacing w:after="0" w:line="240" w:lineRule="auto"/>
+        <w:textAlignment w:val="baseline"/>
+        <w:rPr>
+          <w:rFonts w:ascii="Arial" w:eastAsia="Times New Roman" w:hAnsi="Arial" w:cs="Arial"/>
+          <w:color w:val="000000"/>
+          <w:kern w:val="0"/>
+          <w:sz w:val="22"/>
+          <w:szCs w:val="22"/>
+          <w14:ligatures w14:val="none"/>
+        </w:rPr>
+      </w:pPr>
+      <w:r>
+        <w:rPr>
+          <w:rFonts w:ascii="Arial" w:eastAsia="Times New Roman" w:hAnsi="Arial" w:cs="Arial"/>
+          <w:color w:val="000000"/>
+          <w:kern w:val="0"/>
+          <w:sz w:val="22"/>
+          <w:szCs w:val="22"/>
+          <w14:ligatures w14:val="none"/>
+        </w:rPr>
+        <w:t>Stands for Household Water Insecurity Scale (</w:t>
+      </w:r>
+      <w:hyperlink r:id="rId5" w:history="1">
+        <w:r>
+          <w:rPr>
+            <w:rFonts w:ascii="Arial" w:eastAsia="Times New Roman" w:hAnsi="Arial" w:cs="Arial"/>
+            <w:color w:val="1155CC"/>
+            <w:kern w:val="0"/>
+            <w:sz w:val="22"/>
+            <w:szCs w:val="22"/>
+            <w:u w:val="single"/>
+            <w14:ligatures w14:val="none"/>
+          </w:rPr>
+          <w:t>Young et al. 2019</w:t>
+        </w:r>
+      </w:hyperlink>
+      <w:r>
+        <w:rPr>
+          <w:rFonts w:ascii="Arial" w:eastAsia="Times New Roman" w:hAnsi="Arial" w:cs="Arial"/>
+          <w:color w:val="000000"/>
+          <w:kern w:val="0"/>
+          <w:sz w:val="22"/>
+          <w:szCs w:val="22"/>
+          <w14:ligatures w14:val="none"/>
+        </w:rPr>
+        <w:t>)</w:t>
+      </w:r>
+    </w:p>
+    <w:p>
+      <w:pPr>
+        <w:numPr>
+          <w:ilvl w:val="0"/>
+          <w:numId w:val="27"/>
+        </w:numPr>
+        <w:spacing w:after="0" w:line="240" w:lineRule="auto"/>
+        <w:textAlignment w:val="baseline"/>
+        <w:rPr>
+          <w:rFonts w:ascii="Arial" w:eastAsia="Times New Roman" w:hAnsi="Arial" w:cs="Arial"/>
+          <w:color w:val="000000"/>
+          <w:kern w:val="0"/>
+          <w:sz w:val="22"/>
+          <w:szCs w:val="22"/>
+          <w14:ligatures w14:val="none"/>
+        </w:rPr>
+      </w:pPr>
+      <w:r>
+        <w:rPr>
+          <w:rFonts w:ascii="Arial" w:eastAsia="Times New Roman" w:hAnsi="Arial" w:cs="Arial"/>
+          <w:color w:val="000000"/>
+          <w:kern w:val="0"/>
+          <w:sz w:val="22"/>
+          <w:szCs w:val="22"/>
+          <w14:ligatures w14:val="none"/>
+        </w:rPr>
+        <w:t>12-items</w:t>
+      </w:r>
+    </w:p>
+    <w:p>
+      <w:pPr>
+        <w:numPr>
+          <w:ilvl w:val="0"/>
+          <w:numId w:val="27"/>
+        </w:numPr>
+        <w:spacing w:after="0" w:line="240" w:lineRule="auto"/>
+        <w:textAlignment w:val="baseline"/>
+        <w:rPr>
+          <w:rFonts w:ascii="Arial" w:eastAsia="Times New Roman" w:hAnsi="Arial" w:cs="Arial"/>
+          <w:color w:val="000000"/>
+          <w:kern w:val="0"/>
+          <w:sz w:val="22"/>
+          <w:szCs w:val="22"/>
+          <w14:ligatures w14:val="none"/>
+        </w:rPr>
+      </w:pPr>
+      <w:r>
+        <w:rPr>
+          <w:rFonts w:ascii="Arial" w:eastAsia="Times New Roman" w:hAnsi="Arial" w:cs="Arial"/>
+          <w:color w:val="000000"/>
+          <w:kern w:val="0"/>
+          <w:sz w:val="22"/>
+          <w:szCs w:val="22"/>
+          <w14:ligatures w14:val="none"/>
+        </w:rPr>
+        <w:t>Likert scales (4 options)</w:t>
       </w:r>
     </w:p>
     <w:p>
@@ -2965,26 +3733,14 @@
       <w:r>
         <w:rPr>
           <w:rFonts w:ascii="Arial" w:eastAsia="Times New Roman" w:hAnsi="Arial" w:cs="Arial"/>
-          <w:b/>
-          <w:bCs/>
-          <w:color w:val="000000"/>
-          <w:kern w:val="0"/>
-          <w:sz w:val="22"/>
-          <w:szCs w:val="22"/>
-          <w14:ligatures w14:val="none"/>
-        </w:rPr>
-        <w:t>HWISE</w:t>
-      </w:r>
-      <w:r>
-        <w:rPr>
-          <w:rFonts w:ascii="Arial" w:eastAsia="Times New Roman" w:hAnsi="Arial" w:cs="Arial"/>
-          <w:color w:val="000000"/>
-          <w:kern w:val="0"/>
-          <w:sz w:val="22"/>
-          <w:szCs w:val="22"/>
-          <w14:ligatures w14:val="none"/>
-        </w:rPr>
-        <w:t xml:space="preserve">: An internationally used 12-item questionnaire to measure water insecurity. Higher scores mean higher water insecurity. Some people calculate </w:t>
+          <w:color w:val="000000"/>
+          <w:kern w:val="0"/>
+          <w:sz w:val="22"/>
+          <w:szCs w:val="22"/>
+          <w14:ligatures w14:val="none"/>
+        </w:rPr>
+        <w:lastRenderedPageBreak/>
+        <w:t xml:space="preserve">Higher scores mean higher water insecurity. Some people calculate </w:t>
       </w:r>
       <w:proofErr w:type="spellStart"/>
       <w:r>
@@ -3128,181 +3884,132 @@
     </w:p>
     <w:p>
       <w:pPr>
-        <w:numPr>
-          <w:ilvl w:val="1"/>
-          <w:numId w:val="7"/>
-        </w:numPr>
         <w:spacing w:after="0" w:line="240" w:lineRule="auto"/>
-        <w:ind w:left="2160"/>
-        <w:textAlignment w:val="baseline"/>
-        <w:rPr>
-          <w:rFonts w:ascii="Arial" w:eastAsia="Times New Roman" w:hAnsi="Arial" w:cs="Arial"/>
-          <w:color w:val="000000"/>
-          <w:kern w:val="0"/>
-          <w:sz w:val="22"/>
-          <w:szCs w:val="22"/>
-          <w14:ligatures w14:val="none"/>
-        </w:rPr>
-      </w:pPr>
-      <w:r>
-        <w:rPr>
-          <w:rFonts w:ascii="Arial" w:eastAsia="Times New Roman" w:hAnsi="Arial" w:cs="Arial"/>
-          <w:color w:val="000000"/>
-          <w:kern w:val="0"/>
-          <w:sz w:val="22"/>
-          <w:szCs w:val="22"/>
-          <w14:ligatures w14:val="none"/>
-        </w:rPr>
-        <w:t>Questions used: clothes, hands, body</w:t>
+        <w:rPr>
+          <w:rFonts w:ascii="Times New Roman" w:eastAsia="Times New Roman" w:hAnsi="Times New Roman" w:cs="Times New Roman"/>
+          <w:kern w:val="0"/>
+          <w14:ligatures w14:val="none"/>
+        </w:rPr>
+      </w:pPr>
+    </w:p>
+    <w:p>
+      <w:pPr>
+        <w:spacing w:after="0" w:line="240" w:lineRule="auto"/>
+        <w:rPr>
+          <w:rFonts w:ascii="Times New Roman" w:eastAsia="Times New Roman" w:hAnsi="Times New Roman" w:cs="Times New Roman"/>
+          <w:kern w:val="0"/>
+          <w14:ligatures w14:val="none"/>
+        </w:rPr>
+      </w:pPr>
+      <w:r>
+        <w:rPr>
+          <w:rFonts w:ascii="Arial" w:eastAsia="Times New Roman" w:hAnsi="Arial" w:cs="Arial"/>
+          <w:b/>
+          <w:bCs/>
+          <w:color w:val="000000"/>
+          <w:kern w:val="0"/>
+          <w:sz w:val="22"/>
+          <w:szCs w:val="22"/>
+          <w:u w:val="single"/>
+          <w14:ligatures w14:val="none"/>
+        </w:rPr>
+        <w:t>Instrument: PSS</w:t>
       </w:r>
     </w:p>
     <w:p>
       <w:pPr>
         <w:numPr>
           <w:ilvl w:val="0"/>
-          <w:numId w:val="8"/>
+          <w:numId w:val="28"/>
         </w:numPr>
         <w:spacing w:after="0" w:line="240" w:lineRule="auto"/>
         <w:textAlignment w:val="baseline"/>
         <w:rPr>
           <w:rFonts w:ascii="Arial" w:eastAsia="Times New Roman" w:hAnsi="Arial" w:cs="Arial"/>
-          <w:b/>
-          <w:bCs/>
-          <w:color w:val="000000"/>
-          <w:kern w:val="0"/>
-          <w:sz w:val="22"/>
-          <w:szCs w:val="22"/>
-          <w14:ligatures w14:val="none"/>
-        </w:rPr>
-      </w:pPr>
-      <w:r>
-        <w:rPr>
-          <w:rFonts w:ascii="Arial" w:eastAsia="Times New Roman" w:hAnsi="Arial" w:cs="Arial"/>
-          <w:b/>
-          <w:bCs/>
-          <w:color w:val="000000"/>
-          <w:kern w:val="0"/>
-          <w:sz w:val="22"/>
-          <w:szCs w:val="22"/>
-          <w14:ligatures w14:val="none"/>
-        </w:rPr>
-        <w:t xml:space="preserve">PSS: </w:t>
-      </w:r>
-      <w:r>
-        <w:rPr>
-          <w:rFonts w:ascii="Arial" w:eastAsia="Times New Roman" w:hAnsi="Arial" w:cs="Arial"/>
-          <w:color w:val="000000"/>
-          <w:kern w:val="0"/>
-          <w:sz w:val="22"/>
-          <w:szCs w:val="22"/>
-          <w14:ligatures w14:val="none"/>
-        </w:rPr>
-        <w:t xml:space="preserve">Perceived stress scores, an internationally used scale to measure perceived stress. Scores are calculated </w:t>
-      </w:r>
-      <w:r>
-        <w:rPr>
-          <w:rFonts w:ascii="Arial" w:eastAsia="Times New Roman" w:hAnsi="Arial" w:cs="Arial"/>
-          <w:color w:val="000000"/>
-          <w:kern w:val="0"/>
-          <w:sz w:val="20"/>
-          <w:szCs w:val="20"/>
-          <w14:ligatures w14:val="none"/>
-        </w:rPr>
-        <w:t>by adding up questions 1,2,3, 8, 11, 12, 14, and subtracting 4,5,6,7,9,10, and 13</w:t>
+          <w:color w:val="000000"/>
+          <w:kern w:val="0"/>
+          <w:sz w:val="22"/>
+          <w:szCs w:val="22"/>
+          <w:highlight w:val="yellow"/>
+          <w14:ligatures w14:val="none"/>
+        </w:rPr>
+      </w:pPr>
+      <w:r>
+        <w:rPr>
+          <w:rFonts w:ascii="Arial" w:eastAsia="Times New Roman" w:hAnsi="Arial" w:cs="Arial"/>
+          <w:color w:val="000000"/>
+          <w:kern w:val="0"/>
+          <w:sz w:val="22"/>
+          <w:szCs w:val="22"/>
+          <w:highlight w:val="yellow"/>
+          <w14:ligatures w14:val="none"/>
+        </w:rPr>
+        <w:t>Stands for Perceived Stress Scores (</w:t>
+      </w:r>
+      <w:hyperlink r:id="rId6" w:history="1">
+        <w:r>
+          <w:rPr>
+            <w:rFonts w:ascii="Arial" w:eastAsia="Times New Roman" w:hAnsi="Arial" w:cs="Arial"/>
+            <w:color w:val="1155CC"/>
+            <w:kern w:val="0"/>
+            <w:sz w:val="22"/>
+            <w:szCs w:val="22"/>
+            <w:highlight w:val="yellow"/>
+            <w:u w:val="single"/>
+            <w14:ligatures w14:val="none"/>
+          </w:rPr>
+          <w:t>Cohen 1994</w:t>
+        </w:r>
+      </w:hyperlink>
+      <w:r>
+        <w:rPr>
+          <w:rFonts w:ascii="Arial" w:eastAsia="Times New Roman" w:hAnsi="Arial" w:cs="Arial"/>
+          <w:color w:val="000000"/>
+          <w:kern w:val="0"/>
+          <w:sz w:val="22"/>
+          <w:szCs w:val="22"/>
+          <w:highlight w:val="yellow"/>
+          <w14:ligatures w14:val="none"/>
+        </w:rPr>
+        <w:t>)</w:t>
       </w:r>
     </w:p>
     <w:p>
       <w:pPr>
         <w:numPr>
           <w:ilvl w:val="0"/>
-          <w:numId w:val="8"/>
+          <w:numId w:val="28"/>
         </w:numPr>
         <w:spacing w:after="0" w:line="240" w:lineRule="auto"/>
         <w:textAlignment w:val="baseline"/>
         <w:rPr>
           <w:rFonts w:ascii="Arial" w:eastAsia="Times New Roman" w:hAnsi="Arial" w:cs="Arial"/>
-          <w:b/>
-          <w:bCs/>
-          <w:color w:val="000000"/>
-          <w:kern w:val="0"/>
-          <w:sz w:val="20"/>
-          <w:szCs w:val="20"/>
-          <w14:ligatures w14:val="none"/>
-        </w:rPr>
-      </w:pPr>
-      <w:r>
-        <w:rPr>
-          <w:rFonts w:ascii="Arial" w:eastAsia="Times New Roman" w:hAnsi="Arial" w:cs="Arial"/>
-          <w:b/>
-          <w:bCs/>
-          <w:color w:val="000000"/>
-          <w:kern w:val="0"/>
-          <w:sz w:val="20"/>
-          <w:szCs w:val="20"/>
-          <w14:ligatures w14:val="none"/>
-        </w:rPr>
-        <w:t xml:space="preserve">MEX questionnaire: </w:t>
-      </w:r>
-      <w:r>
-        <w:rPr>
-          <w:rFonts w:ascii="Arial" w:eastAsia="Times New Roman" w:hAnsi="Arial" w:cs="Arial"/>
-          <w:color w:val="000000"/>
-          <w:kern w:val="0"/>
-          <w:sz w:val="20"/>
-          <w:szCs w:val="20"/>
-          <w14:ligatures w14:val="none"/>
-        </w:rPr>
-        <w:t xml:space="preserve">a set of questions selected and modified by me to better capture the local reality in Mexico City. All files that begin with “Q” contain answers for questions included in this </w:t>
-      </w:r>
-      <w:r>
-        <w:rPr>
-          <w:rFonts w:ascii="Arial" w:eastAsia="Times New Roman" w:hAnsi="Arial" w:cs="Arial"/>
-          <w:color w:val="000000"/>
-          <w:kern w:val="0"/>
-          <w:sz w:val="20"/>
-          <w:szCs w:val="20"/>
-          <w14:ligatures w14:val="none"/>
-        </w:rPr>
-        <w:lastRenderedPageBreak/>
-        <w:t>questionnaire. Most questions were open ended, and I am in the process of transforming some answers into categorical variables.</w:t>
-      </w:r>
-    </w:p>
-    <w:p>
-      <w:pPr>
-        <w:spacing w:after="0" w:line="240" w:lineRule="auto"/>
-        <w:rPr>
-          <w:rFonts w:ascii="Times New Roman" w:eastAsia="Times New Roman" w:hAnsi="Times New Roman" w:cs="Times New Roman"/>
-          <w:kern w:val="0"/>
-          <w14:ligatures w14:val="none"/>
-        </w:rPr>
-      </w:pPr>
-    </w:p>
-    <w:p>
-      <w:pPr>
-        <w:spacing w:after="0" w:line="240" w:lineRule="auto"/>
-        <w:rPr>
-          <w:rFonts w:ascii="Times New Roman" w:eastAsia="Times New Roman" w:hAnsi="Times New Roman" w:cs="Times New Roman"/>
-          <w:kern w:val="0"/>
-          <w14:ligatures w14:val="none"/>
-        </w:rPr>
-      </w:pPr>
-      <w:r>
-        <w:rPr>
-          <w:rFonts w:ascii="Arial" w:eastAsia="Times New Roman" w:hAnsi="Arial" w:cs="Arial"/>
-          <w:color w:val="000000"/>
-          <w:kern w:val="0"/>
-          <w:sz w:val="22"/>
-          <w:szCs w:val="22"/>
-          <w14:ligatures w14:val="none"/>
-        </w:rPr>
-        <w:t>Merging:</w:t>
+          <w:color w:val="000000"/>
+          <w:kern w:val="0"/>
+          <w:sz w:val="22"/>
+          <w:szCs w:val="22"/>
+          <w:highlight w:val="yellow"/>
+          <w14:ligatures w14:val="none"/>
+        </w:rPr>
+      </w:pPr>
+      <w:r>
+        <w:rPr>
+          <w:rFonts w:ascii="Arial" w:eastAsia="Times New Roman" w:hAnsi="Arial" w:cs="Arial"/>
+          <w:color w:val="000000"/>
+          <w:kern w:val="0"/>
+          <w:sz w:val="22"/>
+          <w:szCs w:val="22"/>
+          <w:highlight w:val="yellow"/>
+          <w14:ligatures w14:val="none"/>
+        </w:rPr>
+        <w:t>X items</w:t>
       </w:r>
     </w:p>
     <w:p>
       <w:pPr>
         <w:numPr>
           <w:ilvl w:val="0"/>
-          <w:numId w:val="9"/>
+          <w:numId w:val="28"/>
         </w:numPr>
         <w:spacing w:after="0" w:line="240" w:lineRule="auto"/>
         <w:textAlignment w:val="baseline"/>
@@ -3312,26 +4019,28 @@
           <w:kern w:val="0"/>
           <w:sz w:val="22"/>
           <w:szCs w:val="22"/>
-          <w14:ligatures w14:val="none"/>
-        </w:rPr>
-      </w:pPr>
-      <w:r>
-        <w:rPr>
-          <w:rFonts w:ascii="Arial" w:eastAsia="Times New Roman" w:hAnsi="Arial" w:cs="Arial"/>
-          <w:color w:val="000000"/>
-          <w:kern w:val="0"/>
-          <w:sz w:val="22"/>
-          <w:szCs w:val="22"/>
-          <w14:ligatures w14:val="none"/>
-        </w:rPr>
-        <w:t>Some observations were entered twice to test inter-coding error</w:t>
+          <w:highlight w:val="yellow"/>
+          <w14:ligatures w14:val="none"/>
+        </w:rPr>
+      </w:pPr>
+      <w:r>
+        <w:rPr>
+          <w:rFonts w:ascii="Arial" w:eastAsia="Times New Roman" w:hAnsi="Arial" w:cs="Arial"/>
+          <w:color w:val="000000"/>
+          <w:kern w:val="0"/>
+          <w:sz w:val="22"/>
+          <w:szCs w:val="22"/>
+          <w:highlight w:val="yellow"/>
+          <w14:ligatures w14:val="none"/>
+        </w:rPr>
+        <w:t>Likert scale (options)</w:t>
       </w:r>
     </w:p>
     <w:p>
       <w:pPr>
         <w:numPr>
-          <w:ilvl w:val="1"/>
-          <w:numId w:val="10"/>
+          <w:ilvl w:val="0"/>
+          <w:numId w:val="28"/>
         </w:numPr>
         <w:spacing w:after="0" w:line="240" w:lineRule="auto"/>
         <w:textAlignment w:val="baseline"/>
@@ -3341,26 +4050,28 @@
           <w:kern w:val="0"/>
           <w:sz w:val="22"/>
           <w:szCs w:val="22"/>
-          <w14:ligatures w14:val="none"/>
-        </w:rPr>
-      </w:pPr>
-      <w:r>
-        <w:rPr>
-          <w:rFonts w:ascii="Arial" w:eastAsia="Times New Roman" w:hAnsi="Arial" w:cs="Arial"/>
-          <w:color w:val="000000"/>
-          <w:kern w:val="0"/>
-          <w:sz w:val="22"/>
-          <w:szCs w:val="22"/>
-          <w14:ligatures w14:val="none"/>
-        </w:rPr>
-        <w:t>Please flag IDs that present inconsistencies</w:t>
+          <w:highlight w:val="yellow"/>
+          <w14:ligatures w14:val="none"/>
+        </w:rPr>
+      </w:pPr>
+      <w:r>
+        <w:rPr>
+          <w:rFonts w:ascii="Arial" w:eastAsia="Times New Roman" w:hAnsi="Arial" w:cs="Arial"/>
+          <w:color w:val="000000"/>
+          <w:kern w:val="0"/>
+          <w:sz w:val="22"/>
+          <w:szCs w:val="22"/>
+          <w:highlight w:val="yellow"/>
+          <w14:ligatures w14:val="none"/>
+        </w:rPr>
+        <w:t xml:space="preserve">Final score calculation: </w:t>
       </w:r>
     </w:p>
     <w:p>
       <w:pPr>
         <w:numPr>
           <w:ilvl w:val="0"/>
-          <w:numId w:val="9"/>
+          <w:numId w:val="28"/>
         </w:numPr>
         <w:spacing w:after="0" w:line="240" w:lineRule="auto"/>
         <w:textAlignment w:val="baseline"/>
@@ -3370,19 +4081,20 @@
           <w:kern w:val="0"/>
           <w:sz w:val="22"/>
           <w:szCs w:val="22"/>
-          <w14:ligatures w14:val="none"/>
-        </w:rPr>
-      </w:pPr>
-      <w:r>
-        <w:rPr>
-          <w:rFonts w:ascii="Arial" w:eastAsia="Times New Roman" w:hAnsi="Arial" w:cs="Arial"/>
-          <w:color w:val="000000"/>
-          <w:kern w:val="0"/>
-          <w:sz w:val="22"/>
-          <w:szCs w:val="22"/>
-          <w14:ligatures w14:val="none"/>
-        </w:rPr>
-        <w:t>Some files have information for only one season: this is why it seems that some questions are in more than one file.</w:t>
+          <w:highlight w:val="yellow"/>
+          <w14:ligatures w14:val="none"/>
+        </w:rPr>
+      </w:pPr>
+      <w:r>
+        <w:rPr>
+          <w:rFonts w:ascii="Arial" w:eastAsia="Times New Roman" w:hAnsi="Arial" w:cs="Arial"/>
+          <w:color w:val="000000"/>
+          <w:kern w:val="0"/>
+          <w:sz w:val="22"/>
+          <w:szCs w:val="22"/>
+          <w14:ligatures w14:val="none"/>
+        </w:rPr>
+        <w:t>PSS scores are obtained by reversing responses (e.g., 0 = 4, 1 = 3, 2 = 2, 3 = 1 &amp; 4 = 0) to the four positively stated items (items 4, 5, 7, &amp; 8) and then summing across all scale items.  A short 4 item scale can be made from questions 2, 4, 5 and 10 of the PSS 10 item scale.</w:t>
       </w:r>
     </w:p>
     <w:p>
@@ -3397,7 +4109,7 @@
     </w:p>
     <w:p>
       <w:pPr>
-        <w:spacing w:after="0" w:line="240" w:lineRule="auto"/>
+        <w:spacing w:before="240" w:after="240" w:line="240" w:lineRule="auto"/>
         <w:rPr>
           <w:rFonts w:ascii="Times New Roman" w:eastAsia="Times New Roman" w:hAnsi="Times New Roman" w:cs="Times New Roman"/>
           <w:kern w:val="0"/>
@@ -3407,49 +4119,94 @@
       <w:r>
         <w:rPr>
           <w:rFonts w:ascii="Arial" w:eastAsia="Times New Roman" w:hAnsi="Arial" w:cs="Arial"/>
-          <w:color w:val="000000"/>
-          <w:kern w:val="0"/>
-          <w:sz w:val="22"/>
-          <w:szCs w:val="22"/>
-          <w14:ligatures w14:val="none"/>
-        </w:rPr>
-        <w:t>Variable names:</w:t>
+          <w:b/>
+          <w:bCs/>
+          <w:color w:val="000000"/>
+          <w:kern w:val="0"/>
+          <w:sz w:val="22"/>
+          <w:szCs w:val="22"/>
+          <w:u w:val="single"/>
+          <w14:ligatures w14:val="none"/>
+        </w:rPr>
+        <w:t>Instrument: QUAIL-Mex</w:t>
       </w:r>
     </w:p>
     <w:p>
       <w:pPr>
         <w:numPr>
           <w:ilvl w:val="0"/>
-          <w:numId w:val="11"/>
+          <w:numId w:val="29"/>
+        </w:numPr>
+        <w:spacing w:before="240" w:after="0" w:line="240" w:lineRule="auto"/>
+        <w:textAlignment w:val="baseline"/>
+        <w:rPr>
+          <w:rFonts w:ascii="Arial" w:eastAsia="Times New Roman" w:hAnsi="Arial" w:cs="Arial"/>
+          <w:color w:val="000000"/>
+          <w:kern w:val="0"/>
+          <w:sz w:val="22"/>
+          <w:szCs w:val="22"/>
+          <w14:ligatures w14:val="none"/>
+        </w:rPr>
+      </w:pPr>
+      <w:r>
+        <w:rPr>
+          <w:rFonts w:ascii="Arial" w:eastAsia="Times New Roman" w:hAnsi="Arial" w:cs="Arial"/>
+          <w:color w:val="000000"/>
+          <w:kern w:val="0"/>
+          <w:sz w:val="22"/>
+          <w:szCs w:val="22"/>
+          <w14:ligatures w14:val="none"/>
+        </w:rPr>
+        <w:t>Questionnaire focused on water access, storage, treatment, and emotional responses.</w:t>
+      </w:r>
+    </w:p>
+    <w:p>
+      <w:pPr>
+        <w:numPr>
+          <w:ilvl w:val="0"/>
+          <w:numId w:val="29"/>
         </w:numPr>
         <w:spacing w:after="0" w:line="240" w:lineRule="auto"/>
         <w:textAlignment w:val="baseline"/>
         <w:rPr>
           <w:rFonts w:ascii="Arial" w:eastAsia="Times New Roman" w:hAnsi="Arial" w:cs="Arial"/>
-          <w:color w:val="000000"/>
-          <w:kern w:val="0"/>
-          <w:sz w:val="22"/>
-          <w:szCs w:val="22"/>
-          <w14:ligatures w14:val="none"/>
-        </w:rPr>
-      </w:pPr>
-      <w:r>
-        <w:rPr>
-          <w:rFonts w:ascii="Arial" w:eastAsia="Times New Roman" w:hAnsi="Arial" w:cs="Arial"/>
-          <w:color w:val="000000"/>
-          <w:kern w:val="0"/>
-          <w:sz w:val="22"/>
-          <w:szCs w:val="22"/>
-          <w14:ligatures w14:val="none"/>
-        </w:rPr>
-        <w:t>They have a prefix, root and a suffix.</w:t>
+          <w:b/>
+          <w:bCs/>
+          <w:color w:val="000000"/>
+          <w:kern w:val="0"/>
+          <w:sz w:val="20"/>
+          <w:szCs w:val="20"/>
+          <w14:ligatures w14:val="none"/>
+        </w:rPr>
+      </w:pPr>
+      <w:r>
+        <w:rPr>
+          <w:rFonts w:ascii="Arial" w:eastAsia="Times New Roman" w:hAnsi="Arial" w:cs="Arial"/>
+          <w:color w:val="000000"/>
+          <w:kern w:val="0"/>
+          <w:sz w:val="20"/>
+          <w:szCs w:val="20"/>
+          <w14:ligatures w14:val="none"/>
+        </w:rPr>
+        <w:t>S</w:t>
+      </w:r>
+      <w:r>
+        <w:rPr>
+          <w:rFonts w:ascii="Arial" w:eastAsia="Times New Roman" w:hAnsi="Arial" w:cs="Arial"/>
+          <w:color w:val="000000"/>
+          <w:kern w:val="0"/>
+          <w:sz w:val="20"/>
+          <w:szCs w:val="20"/>
+          <w14:ligatures w14:val="none"/>
+        </w:rPr>
+        <w:t>et of questions selected and modified by me to better capture the local reality in Mexico City. All files that begin with “Q” contain answers for questions included in this questionnaire. Most questions were open ended, and I am in the process of transforming some answers into categorical variables.</w:t>
       </w:r>
     </w:p>
     <w:p>
       <w:pPr>
         <w:numPr>
-          <w:ilvl w:val="1"/>
-          <w:numId w:val="12"/>
+          <w:ilvl w:val="0"/>
+          <w:numId w:val="29"/>
         </w:numPr>
         <w:spacing w:after="0" w:line="240" w:lineRule="auto"/>
         <w:textAlignment w:val="baseline"/>
@@ -3462,170 +4219,253 @@
           <w14:ligatures w14:val="none"/>
         </w:rPr>
       </w:pPr>
-      <w:proofErr w:type="gramStart"/>
-      <w:r>
-        <w:rPr>
-          <w:rFonts w:ascii="Arial" w:eastAsia="Times New Roman" w:hAnsi="Arial" w:cs="Arial"/>
-          <w:color w:val="000000"/>
-          <w:kern w:val="0"/>
-          <w:sz w:val="22"/>
-          <w:szCs w:val="22"/>
-          <w14:ligatures w14:val="none"/>
-        </w:rPr>
-        <w:t>Prefix</w:t>
-      </w:r>
-      <w:proofErr w:type="gramEnd"/>
-      <w:r>
-        <w:rPr>
-          <w:rFonts w:ascii="Arial" w:eastAsia="Times New Roman" w:hAnsi="Arial" w:cs="Arial"/>
-          <w:color w:val="000000"/>
-          <w:kern w:val="0"/>
-          <w:sz w:val="22"/>
-          <w:szCs w:val="22"/>
-          <w14:ligatures w14:val="none"/>
-        </w:rPr>
-        <w:t xml:space="preserve"> represent the group or type of question</w:t>
+      <w:r>
+        <w:rPr>
+          <w:rFonts w:ascii="Arial" w:eastAsia="Times New Roman" w:hAnsi="Arial" w:cs="Arial"/>
+          <w:color w:val="000000"/>
+          <w:kern w:val="0"/>
+          <w:sz w:val="22"/>
+          <w:szCs w:val="22"/>
+          <w14:ligatures w14:val="none"/>
+        </w:rPr>
+        <w:t>Purpose: </w:t>
       </w:r>
     </w:p>
     <w:p>
       <w:pPr>
         <w:numPr>
-          <w:ilvl w:val="2"/>
-          <w:numId w:val="13"/>
+          <w:ilvl w:val="0"/>
+          <w:numId w:val="30"/>
         </w:numPr>
+        <w:spacing w:after="120" w:line="240" w:lineRule="auto"/>
+        <w:ind w:left="2160"/>
+        <w:jc w:val="both"/>
+        <w:textAlignment w:val="baseline"/>
+        <w:rPr>
+          <w:rFonts w:ascii="Arial" w:eastAsia="Times New Roman" w:hAnsi="Arial" w:cs="Arial"/>
+          <w:color w:val="000000"/>
+          <w:kern w:val="0"/>
+          <w:sz w:val="22"/>
+          <w:szCs w:val="22"/>
+          <w14:ligatures w14:val="none"/>
+        </w:rPr>
+      </w:pPr>
+      <w:r>
+        <w:rPr>
+          <w:rFonts w:ascii="Arial" w:eastAsia="Times New Roman" w:hAnsi="Arial" w:cs="Arial"/>
+          <w:color w:val="000000"/>
+          <w:kern w:val="0"/>
+          <w:sz w:val="22"/>
+          <w:szCs w:val="22"/>
+          <w14:ligatures w14:val="none"/>
+        </w:rPr>
+        <w:t>(A) identify if objective water insecurity is associated with perceived stress among women in Mexico City</w:t>
+      </w:r>
+    </w:p>
+    <w:p>
+      <w:pPr>
+        <w:numPr>
+          <w:ilvl w:val="0"/>
+          <w:numId w:val="31"/>
+        </w:numPr>
+        <w:spacing w:after="120" w:line="240" w:lineRule="auto"/>
+        <w:ind w:left="2160"/>
+        <w:jc w:val="both"/>
+        <w:textAlignment w:val="baseline"/>
+        <w:rPr>
+          <w:rFonts w:ascii="Arial" w:eastAsia="Times New Roman" w:hAnsi="Arial" w:cs="Arial"/>
+          <w:color w:val="000000"/>
+          <w:kern w:val="0"/>
+          <w:sz w:val="22"/>
+          <w:szCs w:val="22"/>
+          <w14:ligatures w14:val="none"/>
+        </w:rPr>
+      </w:pPr>
+      <w:r>
+        <w:rPr>
+          <w:rFonts w:ascii="Arial" w:eastAsia="Times New Roman" w:hAnsi="Arial" w:cs="Arial"/>
+          <w:color w:val="000000"/>
+          <w:kern w:val="0"/>
+          <w:sz w:val="22"/>
+          <w:szCs w:val="22"/>
+          <w14:ligatures w14:val="none"/>
+        </w:rPr>
+        <w:t>(B) identify the components of water insecurity that may be a source of distress for these women. This information will reveal if and how different aspects of water insecurity, such as unpredictable, unsafe, or limited water supply are consciously recognized as stressful for study participants, or alternatively, if they are accepted and normalized. </w:t>
+      </w:r>
+    </w:p>
+    <w:p>
+      <w:pPr>
+        <w:numPr>
+          <w:ilvl w:val="0"/>
+          <w:numId w:val="31"/>
+        </w:numPr>
+        <w:spacing w:after="120" w:line="240" w:lineRule="auto"/>
+        <w:jc w:val="both"/>
+        <w:textAlignment w:val="baseline"/>
+        <w:rPr>
+          <w:rFonts w:ascii="Arial" w:eastAsia="Times New Roman" w:hAnsi="Arial" w:cs="Arial"/>
+          <w:color w:val="000000"/>
+          <w:kern w:val="0"/>
+          <w:sz w:val="22"/>
+          <w:szCs w:val="22"/>
+          <w14:ligatures w14:val="none"/>
+        </w:rPr>
+      </w:pPr>
+      <w:r>
+        <w:rPr>
+          <w:rFonts w:ascii="Arial" w:eastAsia="Times New Roman" w:hAnsi="Arial" w:cs="Arial"/>
+          <w:color w:val="000000"/>
+          <w:kern w:val="0"/>
+          <w:sz w:val="22"/>
+          <w:szCs w:val="22"/>
+          <w:shd w:val="clear" w:color="auto" w:fill="FFFFFF"/>
+          <w14:ligatures w14:val="none"/>
+        </w:rPr>
+        <w:t>It includes modified questions from the NESTSMX project (</w:t>
+      </w:r>
+      <w:proofErr w:type="spellStart"/>
+      <w:r>
+        <w:rPr>
+          <w:rFonts w:ascii="Arial" w:eastAsia="Times New Roman" w:hAnsi="Arial" w:cs="Arial"/>
+          <w:color w:val="000000"/>
+          <w:kern w:val="0"/>
+          <w:sz w:val="22"/>
+          <w:szCs w:val="22"/>
+          <w14:ligatures w14:val="none"/>
+        </w:rPr>
+        <w:fldChar w:fldCharType="begin"/>
+      </w:r>
+      <w:r>
+        <w:rPr>
+          <w:rFonts w:ascii="Arial" w:eastAsia="Times New Roman" w:hAnsi="Arial" w:cs="Arial"/>
+          <w:color w:val="000000"/>
+          <w:kern w:val="0"/>
+          <w:sz w:val="22"/>
+          <w:szCs w:val="22"/>
+          <w14:ligatures w14:val="none"/>
+        </w:rPr>
+        <w:instrText>HYPERLINK "https://journals.plos.org/water/article?id=10.1371/journal.pwat.0000056"</w:instrText>
+      </w:r>
+      <w:r>
+        <w:rPr>
+          <w:rFonts w:ascii="Arial" w:eastAsia="Times New Roman" w:hAnsi="Arial" w:cs="Arial"/>
+          <w:color w:val="000000"/>
+          <w:kern w:val="0"/>
+          <w:sz w:val="22"/>
+          <w:szCs w:val="22"/>
+          <w14:ligatures w14:val="none"/>
+        </w:rPr>
+      </w:r>
+      <w:r>
+        <w:rPr>
+          <w:rFonts w:ascii="Arial" w:eastAsia="Times New Roman" w:hAnsi="Arial" w:cs="Arial"/>
+          <w:color w:val="000000"/>
+          <w:kern w:val="0"/>
+          <w:sz w:val="22"/>
+          <w:szCs w:val="22"/>
+          <w14:ligatures w14:val="none"/>
+        </w:rPr>
+        <w:fldChar w:fldCharType="separate"/>
+      </w:r>
+      <w:r>
+        <w:rPr>
+          <w:rFonts w:ascii="Arial" w:eastAsia="Times New Roman" w:hAnsi="Arial" w:cs="Arial"/>
+          <w:color w:val="1155CC"/>
+          <w:kern w:val="0"/>
+          <w:sz w:val="22"/>
+          <w:szCs w:val="22"/>
+          <w:u w:val="single"/>
+          <w:shd w:val="clear" w:color="auto" w:fill="FFFFFF"/>
+          <w14:ligatures w14:val="none"/>
+        </w:rPr>
+        <w:t>Hubberts</w:t>
+      </w:r>
+      <w:proofErr w:type="spellEnd"/>
+      <w:r>
+        <w:rPr>
+          <w:rFonts w:ascii="Arial" w:eastAsia="Times New Roman" w:hAnsi="Arial" w:cs="Arial"/>
+          <w:color w:val="1155CC"/>
+          <w:kern w:val="0"/>
+          <w:sz w:val="22"/>
+          <w:szCs w:val="22"/>
+          <w:u w:val="single"/>
+          <w:shd w:val="clear" w:color="auto" w:fill="FFFFFF"/>
+          <w14:ligatures w14:val="none"/>
+        </w:rPr>
+        <w:t xml:space="preserve"> et al. 2023</w:t>
+      </w:r>
+      <w:r>
+        <w:rPr>
+          <w:rFonts w:ascii="Arial" w:eastAsia="Times New Roman" w:hAnsi="Arial" w:cs="Arial"/>
+          <w:color w:val="000000"/>
+          <w:kern w:val="0"/>
+          <w:sz w:val="22"/>
+          <w:szCs w:val="22"/>
+          <w14:ligatures w14:val="none"/>
+        </w:rPr>
+        <w:fldChar w:fldCharType="end"/>
+      </w:r>
+      <w:r>
+        <w:rPr>
+          <w:rFonts w:ascii="Arial" w:eastAsia="Times New Roman" w:hAnsi="Arial" w:cs="Arial"/>
+          <w:color w:val="000000"/>
+          <w:kern w:val="0"/>
+          <w:sz w:val="22"/>
+          <w:szCs w:val="22"/>
+          <w:shd w:val="clear" w:color="auto" w:fill="FFFFFF"/>
+          <w14:ligatures w14:val="none"/>
+        </w:rPr>
+        <w:t>) and other studies on water insecurity (</w:t>
+      </w:r>
+      <w:proofErr w:type="spellStart"/>
+      <w:r>
+        <w:rPr>
+          <w:rFonts w:ascii="Arial" w:eastAsia="Times New Roman" w:hAnsi="Arial" w:cs="Arial"/>
+          <w:color w:val="000000"/>
+          <w:kern w:val="0"/>
+          <w:sz w:val="22"/>
+          <w:szCs w:val="22"/>
+          <w:shd w:val="clear" w:color="auto" w:fill="FFFFFF"/>
+          <w14:ligatures w14:val="none"/>
+        </w:rPr>
+        <w:t>Wutich</w:t>
+      </w:r>
+      <w:proofErr w:type="spellEnd"/>
+      <w:r>
+        <w:rPr>
+          <w:rFonts w:ascii="Arial" w:eastAsia="Times New Roman" w:hAnsi="Arial" w:cs="Arial"/>
+          <w:color w:val="000000"/>
+          <w:kern w:val="0"/>
+          <w:sz w:val="22"/>
+          <w:szCs w:val="22"/>
+          <w:shd w:val="clear" w:color="auto" w:fill="FFFFFF"/>
+          <w14:ligatures w14:val="none"/>
+        </w:rPr>
+        <w:t>, 2006). </w:t>
+      </w:r>
+    </w:p>
+    <w:p>
+      <w:pPr>
+        <w:spacing w:before="240" w:after="240" w:line="240" w:lineRule="auto"/>
+        <w:rPr>
+          <w:rFonts w:ascii="Arial" w:eastAsia="Times New Roman" w:hAnsi="Arial" w:cs="Arial"/>
+          <w:color w:val="000000"/>
+          <w:kern w:val="0"/>
+          <w:sz w:val="22"/>
+          <w:szCs w:val="22"/>
+          <w14:ligatures w14:val="none"/>
+        </w:rPr>
+      </w:pPr>
+    </w:p>
+    <w:p>
+      <w:pPr>
         <w:spacing w:after="0" w:line="240" w:lineRule="auto"/>
-        <w:textAlignment w:val="baseline"/>
-        <w:rPr>
-          <w:rFonts w:ascii="Arial" w:eastAsia="Times New Roman" w:hAnsi="Arial" w:cs="Arial"/>
-          <w:color w:val="000000"/>
-          <w:kern w:val="0"/>
-          <w:sz w:val="22"/>
-          <w:szCs w:val="22"/>
-          <w14:ligatures w14:val="none"/>
-        </w:rPr>
-      </w:pPr>
-      <w:r>
-        <w:rPr>
-          <w:rFonts w:ascii="Arial" w:eastAsia="Times New Roman" w:hAnsi="Arial" w:cs="Arial"/>
-          <w:color w:val="000000"/>
-          <w:kern w:val="0"/>
-          <w:sz w:val="22"/>
-          <w:szCs w:val="22"/>
-          <w14:ligatures w14:val="none"/>
-        </w:rPr>
-        <w:t xml:space="preserve">e.g. all </w:t>
-      </w:r>
-      <w:proofErr w:type="gramStart"/>
-      <w:r>
-        <w:rPr>
-          <w:rFonts w:ascii="Arial" w:eastAsia="Times New Roman" w:hAnsi="Arial" w:cs="Arial"/>
-          <w:color w:val="000000"/>
-          <w:kern w:val="0"/>
-          <w:sz w:val="22"/>
-          <w:szCs w:val="22"/>
-          <w14:ligatures w14:val="none"/>
-        </w:rPr>
-        <w:t>Health related</w:t>
-      </w:r>
-      <w:proofErr w:type="gramEnd"/>
-      <w:r>
-        <w:rPr>
-          <w:rFonts w:ascii="Arial" w:eastAsia="Times New Roman" w:hAnsi="Arial" w:cs="Arial"/>
-          <w:color w:val="000000"/>
-          <w:kern w:val="0"/>
-          <w:sz w:val="22"/>
-          <w:szCs w:val="22"/>
-          <w14:ligatures w14:val="none"/>
-        </w:rPr>
-        <w:t xml:space="preserve"> questions start with “HLTH_”</w:t>
-      </w:r>
-    </w:p>
-    <w:p>
-      <w:pPr>
-        <w:numPr>
-          <w:ilvl w:val="1"/>
-          <w:numId w:val="14"/>
-        </w:numPr>
-        <w:spacing w:after="0" w:line="240" w:lineRule="auto"/>
-        <w:textAlignment w:val="baseline"/>
-        <w:rPr>
-          <w:rFonts w:ascii="Arial" w:eastAsia="Times New Roman" w:hAnsi="Arial" w:cs="Arial"/>
-          <w:color w:val="000000"/>
-          <w:kern w:val="0"/>
-          <w:sz w:val="22"/>
-          <w:szCs w:val="22"/>
-          <w14:ligatures w14:val="none"/>
-        </w:rPr>
-      </w:pPr>
-      <w:r>
-        <w:rPr>
-          <w:rFonts w:ascii="Arial" w:eastAsia="Times New Roman" w:hAnsi="Arial" w:cs="Arial"/>
-          <w:color w:val="000000"/>
-          <w:kern w:val="0"/>
-          <w:sz w:val="22"/>
-          <w:szCs w:val="22"/>
-          <w14:ligatures w14:val="none"/>
-        </w:rPr>
-        <w:t>Root represents what the question is about</w:t>
-      </w:r>
-    </w:p>
-    <w:p>
-      <w:pPr>
-        <w:numPr>
-          <w:ilvl w:val="2"/>
-          <w:numId w:val="15"/>
-        </w:numPr>
-        <w:spacing w:after="0" w:line="240" w:lineRule="auto"/>
-        <w:textAlignment w:val="baseline"/>
-        <w:rPr>
-          <w:rFonts w:ascii="Arial" w:eastAsia="Times New Roman" w:hAnsi="Arial" w:cs="Arial"/>
-          <w:color w:val="000000"/>
-          <w:kern w:val="0"/>
-          <w:sz w:val="22"/>
-          <w:szCs w:val="22"/>
-          <w14:ligatures w14:val="none"/>
-        </w:rPr>
-      </w:pPr>
-      <w:r>
-        <w:rPr>
-          <w:rFonts w:ascii="Arial" w:eastAsia="Times New Roman" w:hAnsi="Arial" w:cs="Arial"/>
-          <w:color w:val="000000"/>
-          <w:kern w:val="0"/>
-          <w:sz w:val="22"/>
-          <w:szCs w:val="22"/>
-          <w14:ligatures w14:val="none"/>
-        </w:rPr>
-        <w:t>E.g. all information related to location or neighborhood have the root “LOC”</w:t>
-      </w:r>
-    </w:p>
-    <w:p>
-      <w:pPr>
-        <w:numPr>
-          <w:ilvl w:val="1"/>
-          <w:numId w:val="16"/>
-        </w:numPr>
-        <w:spacing w:after="0" w:line="240" w:lineRule="auto"/>
-        <w:textAlignment w:val="baseline"/>
-        <w:rPr>
-          <w:rFonts w:ascii="Arial" w:eastAsia="Times New Roman" w:hAnsi="Arial" w:cs="Arial"/>
-          <w:color w:val="000000"/>
-          <w:kern w:val="0"/>
-          <w:sz w:val="22"/>
-          <w:szCs w:val="22"/>
-          <w14:ligatures w14:val="none"/>
-        </w:rPr>
-      </w:pPr>
-      <w:r>
-        <w:rPr>
-          <w:rFonts w:ascii="Arial" w:eastAsia="Times New Roman" w:hAnsi="Arial" w:cs="Arial"/>
-          <w:color w:val="000000"/>
-          <w:kern w:val="0"/>
-          <w:sz w:val="22"/>
-          <w:szCs w:val="22"/>
-          <w14:ligatures w14:val="none"/>
-        </w:rPr>
-        <w:t>Suffixes indicate if a variable is categorical (CAT), a score (SC), or if it contains comments or other types of info (INFO). Suffixes are not present in all variables.</w:t>
-      </w:r>
+        <w:rPr>
+          <w:rFonts w:ascii="Times New Roman" w:eastAsia="Times New Roman" w:hAnsi="Times New Roman" w:cs="Times New Roman"/>
+          <w:kern w:val="0"/>
+          <w14:ligatures w14:val="none"/>
+        </w:rPr>
+      </w:pPr>
     </w:p>
     <w:p>
       <w:pPr>
@@ -4590,7 +5430,7 @@
         <w:sz w:val="20"/>
       </w:rPr>
     </w:lvl>
-    <w:lvl w:ilvl="2" w:tentative="1">
+    <w:lvl w:ilvl="2">
       <w:start w:val="1"/>
       <w:numFmt w:val="bullet"/>
       <w:lvlText w:val=""/>
@@ -4872,7 +5712,7 @@
         <w:sz w:val="20"/>
       </w:rPr>
     </w:lvl>
-    <w:lvl w:ilvl="1" w:tentative="1">
+    <w:lvl w:ilvl="1">
       <w:start w:val="1"/>
       <w:numFmt w:val="bullet"/>
       <w:lvlText w:val="o"/>
@@ -5021,7 +5861,7 @@
         <w:sz w:val="20"/>
       </w:rPr>
     </w:lvl>
-    <w:lvl w:ilvl="1" w:tentative="1">
+    <w:lvl w:ilvl="1">
       <w:start w:val="1"/>
       <w:numFmt w:val="bullet"/>
       <w:lvlText w:val="o"/>
@@ -7600,7 +8440,6 @@
   <w:style w:type="character" w:default="1" w:styleId="DefaultParagraphFont">
     <w:name w:val="Default Paragraph Font"/>
     <w:uiPriority w:val="1"/>
-    <w:semiHidden/>
     <w:unhideWhenUsed/>
   </w:style>
   <w:style w:type="table" w:default="1" w:styleId="TableNormal">
@@ -7942,6 +8781,25 @@
       <w:u w:val="single"/>
     </w:rPr>
   </w:style>
+  <w:style w:type="table" w:styleId="TableGrid">
+    <w:name w:val="Table Grid"/>
+    <w:basedOn w:val="TableNormal"/>
+    <w:uiPriority w:val="39"/>
+    <w:rsid w:val="00AF0F17"/>
+    <w:pPr>
+      <w:spacing w:after="0" w:line="240" w:lineRule="auto"/>
+    </w:pPr>
+    <w:tblPr>
+      <w:tblBorders>
+        <w:top w:val="single" w:sz="4" w:space="0" w:color="auto"/>
+        <w:left w:val="single" w:sz="4" w:space="0" w:color="auto"/>
+        <w:bottom w:val="single" w:sz="4" w:space="0" w:color="auto"/>
+        <w:right w:val="single" w:sz="4" w:space="0" w:color="auto"/>
+        <w:insideH w:val="single" w:sz="4" w:space="0" w:color="auto"/>
+        <w:insideV w:val="single" w:sz="4" w:space="0" w:color="auto"/>
+      </w:tblBorders>
+    </w:tblPr>
+  </w:style>
 </w:styles>
 </file>
 

--- a/data/00.Metadata-25-Feb-20.docx
+++ b/data/00.Metadata-25-Feb-20.docx
@@ -1168,20 +1168,7 @@
           <w:szCs w:val="22"/>
           <w14:ligatures w14:val="none"/>
         </w:rPr>
-        <w:t>Please consider</w:t>
-      </w:r>
-      <w:r>
-        <w:rPr>
-          <w:rFonts w:ascii="Arial" w:eastAsia="Times New Roman" w:hAnsi="Arial" w:cs="Arial"/>
-          <w:b/>
-          <w:bCs/>
-          <w:color w:val="000000"/>
-          <w:kern w:val="0"/>
-          <w:sz w:val="22"/>
-          <w:szCs w:val="22"/>
-          <w14:ligatures w14:val="none"/>
-        </w:rPr>
-        <w:t>:</w:t>
+        <w:t>Please consider:</w:t>
       </w:r>
     </w:p>
     <w:p>
@@ -1803,18 +1790,7 @@
                 <w:szCs w:val="22"/>
                 <w14:ligatures w14:val="none"/>
               </w:rPr>
-              <w:t>99</w:t>
-            </w:r>
-            <w:r>
-              <w:rPr>
-                <w:rFonts w:ascii="Arial" w:eastAsia="Times New Roman" w:hAnsi="Arial" w:cs="Arial"/>
-                <w:color w:val="000000"/>
-                <w:kern w:val="0"/>
-                <w:sz w:val="22"/>
-                <w:szCs w:val="22"/>
-                <w14:ligatures w14:val="none"/>
-              </w:rPr>
-              <w:t>9</w:t>
+              <w:t>999</w:t>
             </w:r>
           </w:p>
         </w:tc>
@@ -1874,18 +1850,7 @@
                 <w:szCs w:val="22"/>
                 <w14:ligatures w14:val="none"/>
               </w:rPr>
-              <w:t>There is no</w:t>
-            </w:r>
-            <w:r>
-              <w:rPr>
-                <w:rFonts w:ascii="Arial" w:eastAsia="Times New Roman" w:hAnsi="Arial" w:cs="Arial"/>
-                <w:color w:val="000000"/>
-                <w:kern w:val="0"/>
-                <w:sz w:val="22"/>
-                <w:szCs w:val="22"/>
-                <w14:ligatures w14:val="none"/>
-              </w:rPr>
-              <w:t xml:space="preserve"> answer</w:t>
+              <w:t>There is no answer</w:t>
             </w:r>
           </w:p>
         </w:tc>
@@ -1917,18 +1882,7 @@
                 <w:szCs w:val="22"/>
                 <w14:ligatures w14:val="none"/>
               </w:rPr>
-              <w:t>88</w:t>
-            </w:r>
-            <w:r>
-              <w:rPr>
-                <w:rFonts w:ascii="Arial" w:eastAsia="Times New Roman" w:hAnsi="Arial" w:cs="Arial"/>
-                <w:color w:val="000000"/>
-                <w:kern w:val="0"/>
-                <w:sz w:val="22"/>
-                <w:szCs w:val="22"/>
-                <w14:ligatures w14:val="none"/>
-              </w:rPr>
-              <w:t>8</w:t>
+              <w:t>888</w:t>
             </w:r>
           </w:p>
         </w:tc>
@@ -2020,18 +1974,7 @@
                 <w:szCs w:val="22"/>
                 <w14:ligatures w14:val="none"/>
               </w:rPr>
-              <w:t>77</w:t>
-            </w:r>
-            <w:r>
-              <w:rPr>
-                <w:rFonts w:ascii="Arial" w:eastAsia="Times New Roman" w:hAnsi="Arial" w:cs="Arial"/>
-                <w:color w:val="000000"/>
-                <w:kern w:val="0"/>
-                <w:sz w:val="22"/>
-                <w:szCs w:val="22"/>
-                <w14:ligatures w14:val="none"/>
-              </w:rPr>
-              <w:t>7</w:t>
+              <w:t>777</w:t>
             </w:r>
           </w:p>
         </w:tc>
@@ -2123,18 +2066,7 @@
                 <w:szCs w:val="22"/>
                 <w14:ligatures w14:val="none"/>
               </w:rPr>
-              <w:t>66</w:t>
-            </w:r>
-            <w:r>
-              <w:rPr>
-                <w:rFonts w:ascii="Arial" w:eastAsia="Times New Roman" w:hAnsi="Arial" w:cs="Arial"/>
-                <w:color w:val="000000"/>
-                <w:kern w:val="0"/>
-                <w:sz w:val="22"/>
-                <w:szCs w:val="22"/>
-                <w14:ligatures w14:val="none"/>
-              </w:rPr>
-              <w:t>6</w:t>
+              <w:t>666</w:t>
             </w:r>
           </w:p>
         </w:tc>
@@ -4094,7 +4026,51 @@
           <w:szCs w:val="22"/>
           <w14:ligatures w14:val="none"/>
         </w:rPr>
-        <w:t>PSS scores are obtained by reversing responses (e.g., 0 = 4, 1 = 3, 2 = 2, 3 = 1 &amp; 4 = 0) to the four positively stated items (items 4, 5, 7, &amp; 8) and then summing across all scale items.  A short 4 item scale can be made from questions 2, 4, 5 and 10 of the PSS 10 item scale.</w:t>
+        <w:t xml:space="preserve">PSS scores are obtained by reversing responses (e.g., 0 = 4, 1 = 3, 2 = 2, 3 = 1 &amp; 4 = 0) to the four positively stated items (items 4, 5, </w:t>
+      </w:r>
+      <w:r>
+        <w:rPr>
+          <w:rFonts w:ascii="Arial" w:eastAsia="Times New Roman" w:hAnsi="Arial" w:cs="Arial"/>
+          <w:color w:val="000000"/>
+          <w:kern w:val="0"/>
+          <w:sz w:val="22"/>
+          <w:szCs w:val="22"/>
+          <w14:ligatures w14:val="none"/>
+        </w:rPr>
+        <w:t xml:space="preserve">6, </w:t>
+      </w:r>
+      <w:r>
+        <w:rPr>
+          <w:rFonts w:ascii="Arial" w:eastAsia="Times New Roman" w:hAnsi="Arial" w:cs="Arial"/>
+          <w:color w:val="000000"/>
+          <w:kern w:val="0"/>
+          <w:sz w:val="22"/>
+          <w:szCs w:val="22"/>
+          <w14:ligatures w14:val="none"/>
+        </w:rPr>
+        <w:t xml:space="preserve">7, </w:t>
+      </w:r>
+      <w:r>
+        <w:rPr>
+          <w:rFonts w:ascii="Arial" w:eastAsia="Times New Roman" w:hAnsi="Arial" w:cs="Arial"/>
+          <w:color w:val="000000"/>
+          <w:kern w:val="0"/>
+          <w:sz w:val="22"/>
+          <w:szCs w:val="22"/>
+          <w14:ligatures w14:val="none"/>
+        </w:rPr>
+        <w:t>9, 10, 13</w:t>
+      </w:r>
+      <w:r>
+        <w:rPr>
+          <w:rFonts w:ascii="Arial" w:eastAsia="Times New Roman" w:hAnsi="Arial" w:cs="Arial"/>
+          <w:color w:val="000000"/>
+          <w:kern w:val="0"/>
+          <w:sz w:val="22"/>
+          <w:szCs w:val="22"/>
+          <w14:ligatures w14:val="none"/>
+        </w:rPr>
+        <w:t>) and then summing across all scale items. A short 4 item scale can be made from questions 2, 4, 5 and 10 of the PSS 10 item scale.</w:t>
       </w:r>
     </w:p>
     <w:p>
@@ -8440,6 +8416,7 @@
   <w:style w:type="character" w:default="1" w:styleId="DefaultParagraphFont">
     <w:name w:val="Default Paragraph Font"/>
     <w:uiPriority w:val="1"/>
+    <w:semiHidden/>
     <w:unhideWhenUsed/>
   </w:style>
   <w:style w:type="table" w:default="1" w:styleId="TableNormal">

--- a/data/00.Metadata-25-Feb-20.docx
+++ b/data/00.Metadata-25-Feb-20.docx
@@ -451,7 +451,7 @@
           <w:szCs w:val="22"/>
           <w14:ligatures w14:val="none"/>
         </w:rPr>
-        <w:t>All individuals provided IRB consent ((HUM00192307) and received economic compensation. </w:t>
+        <w:t>All individuals provided IRB consent (HUM00192307) and received economic compensation. </w:t>
       </w:r>
     </w:p>
     <w:p>
@@ -762,6 +762,49 @@
       <w:r>
         <w:rPr>
           <w:rFonts w:ascii="Arial" w:eastAsia="Times New Roman" w:hAnsi="Arial" w:cs="Arial"/>
+          <w:b/>
+          <w:bCs/>
+          <w:color w:val="000000"/>
+          <w:kern w:val="0"/>
+          <w:sz w:val="22"/>
+          <w:szCs w:val="22"/>
+          <w14:ligatures w14:val="none"/>
+        </w:rPr>
+        <w:t>No is always 0, Yes is always 1, Other is always 2</w:t>
+      </w:r>
+      <w:r>
+        <w:rPr>
+          <w:rFonts w:ascii="Arial" w:eastAsia="Times New Roman" w:hAnsi="Arial" w:cs="Arial"/>
+          <w:color w:val="000000"/>
+          <w:kern w:val="0"/>
+          <w:sz w:val="22"/>
+          <w:szCs w:val="22"/>
+          <w14:ligatures w14:val="none"/>
+        </w:rPr>
+        <w:t>, unless explicitly stated.</w:t>
+      </w:r>
+    </w:p>
+    <w:p>
+      <w:pPr>
+        <w:pStyle w:val="ListParagraph"/>
+        <w:numPr>
+          <w:ilvl w:val="0"/>
+          <w:numId w:val="11"/>
+        </w:numPr>
+        <w:spacing w:after="0" w:line="240" w:lineRule="auto"/>
+        <w:textAlignment w:val="baseline"/>
+        <w:rPr>
+          <w:rFonts w:ascii="Arial" w:eastAsia="Times New Roman" w:hAnsi="Arial" w:cs="Arial"/>
+          <w:color w:val="000000"/>
+          <w:kern w:val="0"/>
+          <w:sz w:val="22"/>
+          <w:szCs w:val="22"/>
+          <w14:ligatures w14:val="none"/>
+        </w:rPr>
+      </w:pPr>
+      <w:r>
+        <w:rPr>
+          <w:rFonts w:ascii="Arial" w:eastAsia="Times New Roman" w:hAnsi="Arial" w:cs="Arial"/>
           <w:color w:val="000000"/>
           <w:kern w:val="0"/>
           <w:sz w:val="22"/>
@@ -943,6 +986,7 @@
           <w:szCs w:val="22"/>
           <w14:ligatures w14:val="none"/>
         </w:rPr>
+        <w:lastRenderedPageBreak/>
         <w:t>E.g. all information related to location or neighborhood have the root “LOC”</w:t>
       </w:r>
     </w:p>
@@ -972,7 +1016,6 @@
           <w:szCs w:val="22"/>
           <w14:ligatures w14:val="none"/>
         </w:rPr>
-        <w:lastRenderedPageBreak/>
         <w:t>Suffixes</w:t>
       </w:r>
       <w:r>
@@ -1850,7 +1893,18 @@
                 <w:szCs w:val="22"/>
                 <w14:ligatures w14:val="none"/>
               </w:rPr>
-              <w:t>There is no answer</w:t>
+              <w:t>There is no answe</w:t>
+            </w:r>
+            <w:r>
+              <w:rPr>
+                <w:rFonts w:ascii="Arial" w:eastAsia="Times New Roman" w:hAnsi="Arial" w:cs="Arial"/>
+                <w:color w:val="000000"/>
+                <w:kern w:val="0"/>
+                <w:sz w:val="22"/>
+                <w:szCs w:val="22"/>
+                <w14:ligatures w14:val="none"/>
+              </w:rPr>
+              <w:t>r/lost/data entry error</w:t>
             </w:r>
           </w:p>
         </w:tc>
@@ -2066,6 +2120,7 @@
                 <w:szCs w:val="22"/>
                 <w14:ligatures w14:val="none"/>
               </w:rPr>
+              <w:lastRenderedPageBreak/>
               <w:t>666</w:t>
             </w:r>
           </w:p>
@@ -2150,7 +2205,6 @@
                 <w:szCs w:val="22"/>
                 <w14:ligatures w14:val="none"/>
               </w:rPr>
-              <w:lastRenderedPageBreak/>
               <w:t>555</w:t>
             </w:r>
           </w:p>
@@ -2211,9 +2265,8 @@
                 <w:szCs w:val="22"/>
                 <w14:ligatures w14:val="none"/>
               </w:rPr>
-              <w:t xml:space="preserve">There is an </w:t>
+              <w:t>A</w:t>
             </w:r>
-            <w:proofErr w:type="gramStart"/>
             <w:r>
               <w:rPr>
                 <w:rFonts w:ascii="Arial" w:eastAsia="Times New Roman" w:hAnsi="Arial" w:cs="Arial"/>
@@ -2223,9 +2276,8 @@
                 <w:szCs w:val="22"/>
                 <w14:ligatures w14:val="none"/>
               </w:rPr>
-              <w:t>answer</w:t>
+              <w:t xml:space="preserve">nswer </w:t>
             </w:r>
-            <w:proofErr w:type="gramEnd"/>
             <w:r>
               <w:rPr>
                 <w:rFonts w:ascii="Arial" w:eastAsia="Times New Roman" w:hAnsi="Arial" w:cs="Arial"/>
@@ -2235,7 +2287,18 @@
                 <w:szCs w:val="22"/>
                 <w14:ligatures w14:val="none"/>
               </w:rPr>
-              <w:t xml:space="preserve"> but it doesn’t fall within the allowed categories</w:t>
+              <w:t>outside</w:t>
+            </w:r>
+            <w:r>
+              <w:rPr>
+                <w:rFonts w:ascii="Arial" w:eastAsia="Times New Roman" w:hAnsi="Arial" w:cs="Arial"/>
+                <w:color w:val="000000"/>
+                <w:kern w:val="0"/>
+                <w:sz w:val="22"/>
+                <w:szCs w:val="22"/>
+                <w14:ligatures w14:val="none"/>
+              </w:rPr>
+              <w:t xml:space="preserve"> allowed categories</w:t>
             </w:r>
           </w:p>
         </w:tc>
@@ -2328,6 +2391,98 @@
                 <w14:ligatures w14:val="none"/>
               </w:rPr>
               <w:t>More than one option is correct, or it is not clear</w:t>
+            </w:r>
+          </w:p>
+        </w:tc>
+      </w:tr>
+      <w:tr>
+        <w:tc>
+          <w:tcPr>
+            <w:tcW w:w="2155" w:type="dxa"/>
+          </w:tcPr>
+          <w:p>
+            <w:pPr>
+              <w:spacing w:before="240" w:after="240"/>
+              <w:textAlignment w:val="baseline"/>
+              <w:rPr>
+                <w:rFonts w:ascii="Arial" w:eastAsia="Times New Roman" w:hAnsi="Arial" w:cs="Arial"/>
+                <w:color w:val="000000"/>
+                <w:kern w:val="0"/>
+                <w:sz w:val="22"/>
+                <w:szCs w:val="22"/>
+                <w14:ligatures w14:val="none"/>
+              </w:rPr>
+            </w:pPr>
+            <w:r>
+              <w:rPr>
+                <w:rFonts w:ascii="Arial" w:eastAsia="Times New Roman" w:hAnsi="Arial" w:cs="Arial"/>
+                <w:color w:val="000000"/>
+                <w:kern w:val="0"/>
+                <w:sz w:val="22"/>
+                <w:szCs w:val="22"/>
+                <w14:ligatures w14:val="none"/>
+              </w:rPr>
+              <w:t>333</w:t>
+            </w:r>
+          </w:p>
+        </w:tc>
+        <w:tc>
+          <w:tcPr>
+            <w:tcW w:w="2520" w:type="dxa"/>
+          </w:tcPr>
+          <w:p>
+            <w:pPr>
+              <w:spacing w:before="240" w:after="240"/>
+              <w:textAlignment w:val="baseline"/>
+              <w:rPr>
+                <w:rFonts w:ascii="Arial" w:eastAsia="Times New Roman" w:hAnsi="Arial" w:cs="Arial"/>
+                <w:color w:val="000000"/>
+                <w:kern w:val="0"/>
+                <w:sz w:val="22"/>
+                <w:szCs w:val="22"/>
+                <w14:ligatures w14:val="none"/>
+              </w:rPr>
+            </w:pPr>
+            <w:r>
+              <w:rPr>
+                <w:rFonts w:ascii="Arial" w:eastAsia="Times New Roman" w:hAnsi="Arial" w:cs="Arial"/>
+                <w:color w:val="000000"/>
+                <w:kern w:val="0"/>
+                <w:sz w:val="22"/>
+                <w:szCs w:val="22"/>
+                <w14:ligatures w14:val="none"/>
+              </w:rPr>
+              <w:t>Pending</w:t>
+            </w:r>
+          </w:p>
+        </w:tc>
+        <w:tc>
+          <w:tcPr>
+            <w:tcW w:w="4675" w:type="dxa"/>
+          </w:tcPr>
+          <w:p>
+            <w:pPr>
+              <w:spacing w:before="240" w:after="240"/>
+              <w:textAlignment w:val="baseline"/>
+              <w:rPr>
+                <w:rFonts w:ascii="Arial" w:eastAsia="Times New Roman" w:hAnsi="Arial" w:cs="Arial"/>
+                <w:color w:val="000000"/>
+                <w:kern w:val="0"/>
+                <w:sz w:val="22"/>
+                <w:szCs w:val="22"/>
+                <w14:ligatures w14:val="none"/>
+              </w:rPr>
+            </w:pPr>
+            <w:r>
+              <w:rPr>
+                <w:rFonts w:ascii="Arial" w:eastAsia="Times New Roman" w:hAnsi="Arial" w:cs="Arial"/>
+                <w:color w:val="000000"/>
+                <w:kern w:val="0"/>
+                <w:sz w:val="22"/>
+                <w:szCs w:val="22"/>
+                <w14:ligatures w14:val="none"/>
+              </w:rPr>
+              <w:t>Data exists but not yet entered</w:t>
             </w:r>
           </w:p>
         </w:tc>
@@ -3530,6 +3685,7 @@
           <w:u w:val="single"/>
           <w14:ligatures w14:val="none"/>
         </w:rPr>
+        <w:lastRenderedPageBreak/>
         <w:t>Instrument: HWISE</w:t>
       </w:r>
     </w:p>
@@ -3671,7 +3827,6 @@
           <w:szCs w:val="22"/>
           <w14:ligatures w14:val="none"/>
         </w:rPr>
-        <w:lastRenderedPageBreak/>
         <w:t xml:space="preserve">Higher scores mean higher water insecurity. Some people calculate </w:t>
       </w:r>
       <w:proofErr w:type="spellStart"/>
